--- a/heal/assets/HEAL-Whitepaper.docx
+++ b/heal/assets/HEAL-Whitepaper.docx
@@ -306,7 +306,7 @@
     </w:p>
     <w:p>
       <w:pPr>
-        <w:pStyle w:val="753"/>
+        <w:pStyle w:val="915"/>
         <w:pBdr/>
         <w:spacing/>
         <w:ind/>
@@ -623,7 +623,7 @@
     </w:p>
     <w:p>
       <w:pPr>
-        <w:pStyle w:val="753"/>
+        <w:pStyle w:val="915"/>
         <w:pBdr/>
         <w:spacing/>
         <w:ind/>
@@ -729,7 +729,7 @@
     </w:p>
     <w:p>
       <w:pPr>
-        <w:pStyle w:val="754"/>
+        <w:pStyle w:val="916"/>
         <w:pBdr/>
         <w:spacing/>
         <w:ind/>
@@ -828,7 +828,7 @@
     </w:p>
     <w:p>
       <w:pPr>
-        <w:pStyle w:val="754"/>
+        <w:pStyle w:val="916"/>
         <w:pBdr/>
         <w:spacing/>
         <w:ind/>
@@ -945,7 +945,7 @@
     </w:p>
     <w:p>
       <w:pPr>
-        <w:pStyle w:val="754"/>
+        <w:pStyle w:val="916"/>
         <w:pBdr/>
         <w:spacing/>
         <w:ind/>
@@ -1036,7 +1036,7 @@
     </w:p>
     <w:p>
       <w:pPr>
-        <w:pStyle w:val="754"/>
+        <w:pStyle w:val="916"/>
         <w:pBdr/>
         <w:spacing/>
         <w:ind/>
@@ -1131,7 +1131,7 @@
     </w:p>
     <w:p>
       <w:pPr>
-        <w:pStyle w:val="753"/>
+        <w:pStyle w:val="915"/>
         <w:pBdr/>
         <w:spacing/>
         <w:ind/>
@@ -1229,7 +1229,7 @@
     </w:p>
     <w:p>
       <w:pPr>
-        <w:pStyle w:val="754"/>
+        <w:pStyle w:val="916"/>
         <w:pBdr/>
         <w:spacing/>
         <w:ind/>
@@ -1310,7 +1310,7 @@
     </w:p>
     <w:p>
       <w:pPr>
-        <w:pStyle w:val="754"/>
+        <w:pStyle w:val="916"/>
         <w:pBdr/>
         <w:spacing/>
         <w:ind/>
@@ -1383,7 +1383,7 @@
     </w:p>
     <w:p>
       <w:pPr>
-        <w:pStyle w:val="754"/>
+        <w:pStyle w:val="916"/>
         <w:pBdr/>
         <w:spacing/>
         <w:ind/>
@@ -1556,7 +1556,7 @@
     </w:p>
     <w:p>
       <w:pPr>
-        <w:pStyle w:val="753"/>
+        <w:pStyle w:val="915"/>
         <w:pBdr/>
         <w:spacing/>
         <w:ind/>
@@ -1604,7 +1604,7 @@
           <w:sz w:val="22"/>
           <w:szCs w:val="22"/>
         </w:rPr>
-        <w:t xml:space="preserve">The solution is not to process better garbage. It is to stop treating everything as garbage in the first place.</w:t>
+        <w:t xml:space="preserve">The solution is not to process garbage faster. It is to stop treating all data as equal thus creating  garbage in the first place.</w:t>
       </w:r>
       <w:r/>
     </w:p>
@@ -2650,7 +2650,7 @@
     </w:p>
     <w:p>
       <w:pPr>
-        <w:pStyle w:val="754"/>
+        <w:pStyle w:val="916"/>
         <w:pBdr/>
         <w:spacing/>
         <w:ind/>
@@ -2765,7 +2765,7 @@
     </w:p>
     <w:p>
       <w:pPr>
-        <w:pStyle w:val="754"/>
+        <w:pStyle w:val="916"/>
         <w:pBdr/>
         <w:spacing/>
         <w:ind/>
@@ -2880,7 +2880,7 @@
     </w:p>
     <w:p>
       <w:pPr>
-        <w:pStyle w:val="754"/>
+        <w:pStyle w:val="916"/>
         <w:pBdr/>
         <w:spacing/>
         <w:ind/>
@@ -2987,7 +2987,7 @@
     </w:p>
     <w:p>
       <w:pPr>
-        <w:pStyle w:val="754"/>
+        <w:pStyle w:val="916"/>
         <w:pBdr/>
         <w:spacing/>
         <w:ind/>
@@ -3228,7 +3228,7 @@
     </w:p>
     <w:p>
       <w:pPr>
-        <w:pStyle w:val="754"/>
+        <w:pStyle w:val="916"/>
         <w:pBdr/>
         <w:spacing/>
         <w:ind/>
@@ -3309,7 +3309,7 @@
     </w:p>
     <w:p>
       <w:pPr>
-        <w:pStyle w:val="754"/>
+        <w:pStyle w:val="916"/>
         <w:pBdr/>
         <w:spacing/>
         <w:ind/>
@@ -3394,7 +3394,7 @@
     </w:p>
     <w:p>
       <w:pPr>
-        <w:pStyle w:val="753"/>
+        <w:pStyle w:val="915"/>
         <w:pBdr/>
         <w:spacing/>
         <w:ind/>
@@ -3492,7 +3492,7 @@
     </w:p>
     <w:p>
       <w:pPr>
-        <w:pStyle w:val="754"/>
+        <w:pStyle w:val="916"/>
         <w:pBdr/>
         <w:spacing/>
         <w:ind/>
@@ -3651,7 +3651,7 @@
     </w:p>
     <w:p>
       <w:pPr>
-        <w:pStyle w:val="754"/>
+        <w:pStyle w:val="916"/>
         <w:pBdr/>
         <w:spacing/>
         <w:ind/>
@@ -3742,7 +3742,7 @@
     </w:p>
     <w:p>
       <w:pPr>
-        <w:pStyle w:val="754"/>
+        <w:pStyle w:val="916"/>
         <w:pBdr/>
         <w:spacing/>
         <w:ind/>
@@ -3823,7 +3823,7 @@
     </w:p>
     <w:p>
       <w:pPr>
-        <w:pStyle w:val="754"/>
+        <w:pStyle w:val="916"/>
         <w:pBdr/>
         <w:spacing/>
         <w:ind/>
@@ -3908,7 +3908,7 @@
     </w:p>
     <w:p>
       <w:pPr>
-        <w:pStyle w:val="753"/>
+        <w:pStyle w:val="915"/>
         <w:pBdr/>
         <w:spacing/>
         <w:ind/>
@@ -3996,7 +3996,7 @@
     </w:p>
     <w:p>
       <w:pPr>
-        <w:pStyle w:val="754"/>
+        <w:pStyle w:val="916"/>
         <w:pBdr/>
         <w:spacing/>
         <w:ind/>
@@ -4095,7 +4095,7 @@
     </w:p>
     <w:p>
       <w:pPr>
-        <w:pStyle w:val="754"/>
+        <w:pStyle w:val="916"/>
         <w:pBdr/>
         <w:spacing/>
         <w:ind/>
@@ -4202,7 +4202,7 @@
     </w:p>
     <w:p>
       <w:pPr>
-        <w:pStyle w:val="754"/>
+        <w:pStyle w:val="916"/>
         <w:pBdr/>
         <w:spacing/>
         <w:ind/>
@@ -4293,7 +4293,7 @@
     </w:p>
     <w:p>
       <w:pPr>
-        <w:pStyle w:val="754"/>
+        <w:pStyle w:val="916"/>
         <w:pBdr/>
         <w:spacing/>
         <w:ind/>
@@ -4396,7 +4396,7 @@
     </w:p>
     <w:p>
       <w:pPr>
-        <w:pStyle w:val="753"/>
+        <w:pStyle w:val="915"/>
         <w:pBdr/>
         <w:spacing/>
         <w:ind/>
@@ -4444,7 +4444,7 @@
           <w:sz w:val="22"/>
           <w:szCs w:val="22"/>
         </w:rPr>
-        <w:t xml:space="preserve">A framework that cannot acknowledge its own limitations has not thought carefully enough about itself. This section is what gives this paper credibility.</w:t>
+        <w:t xml:space="preserve">A framework that cannot acknowledge its own limitations has not thought carefully enough about itself.</w:t>
       </w:r>
       <w:r/>
     </w:p>
@@ -4468,7 +4468,7 @@
     </w:p>
     <w:p>
       <w:pPr>
-        <w:pStyle w:val="754"/>
+        <w:pStyle w:val="916"/>
         <w:pBdr/>
         <w:spacing/>
         <w:ind/>
@@ -4541,7 +4541,7 @@
     </w:p>
     <w:p>
       <w:pPr>
-        <w:pStyle w:val="754"/>
+        <w:pStyle w:val="916"/>
         <w:pBdr/>
         <w:spacing/>
         <w:ind/>
@@ -4614,7 +4614,7 @@
     </w:p>
     <w:p>
       <w:pPr>
-        <w:pStyle w:val="754"/>
+        <w:pStyle w:val="916"/>
         <w:pBdr/>
         <w:spacing/>
         <w:ind/>
@@ -4687,7 +4687,7 @@
     </w:p>
     <w:p>
       <w:pPr>
-        <w:pStyle w:val="754"/>
+        <w:pStyle w:val="916"/>
         <w:pBdr/>
         <w:spacing/>
         <w:ind/>
@@ -4760,7 +4760,7 @@
     </w:p>
     <w:p>
       <w:pPr>
-        <w:pStyle w:val="754"/>
+        <w:pStyle w:val="916"/>
         <w:pBdr/>
         <w:spacing/>
         <w:ind/>
@@ -4815,7 +4815,7 @@
     </w:p>
     <w:p>
       <w:pPr>
-        <w:pStyle w:val="754"/>
+        <w:pStyle w:val="916"/>
         <w:pBdr/>
         <w:spacing/>
         <w:ind/>
@@ -4900,7 +4900,7 @@
     </w:p>
     <w:p>
       <w:pPr>
-        <w:pStyle w:val="753"/>
+        <w:pStyle w:val="915"/>
         <w:pBdr/>
         <w:spacing/>
         <w:ind/>
@@ -5052,9 +5052,6 @@
         <w:t xml:space="preserve">The question for decision makers is not whether this needs to be built. It does. The question is whether your organization intends to build it, and whether the window the correction creates is one you intend to use.</w:t>
       </w:r>
       <w:r/>
-      <w:r/>
-      <w:r/>
-      <w:r/>
     </w:p>
     <w:p>
       <w:pPr>
@@ -5092,7 +5089,7 @@
     </w:p>
     <w:p>
       <w:pPr>
-        <w:pStyle w:val="753"/>
+        <w:pStyle w:val="915"/>
         <w:pBdr/>
         <w:spacing/>
         <w:ind/>
@@ -5538,7 +5535,6 @@
         <w:ind/>
         <w:rPr/>
       </w:pPr>
-      <w:r/>
       <w:r>
         <w:separator/>
       </w:r>
@@ -5553,7 +5549,6 @@
         <w:ind/>
         <w:rPr/>
       </w:pPr>
-      <w:r/>
       <w:r>
         <w:continuationSeparator/>
       </w:r>
@@ -5618,7 +5613,6 @@
         <w:ind/>
         <w:rPr/>
       </w:pPr>
-      <w:r/>
       <w:r>
         <w:separator/>
       </w:r>
@@ -5633,7 +5627,6 @@
         <w:ind/>
         <w:rPr/>
       </w:pPr>
-      <w:r/>
       <w:r>
         <w:continuationSeparator/>
       </w:r>
@@ -5984,7 +5977,7 @@
     <w:lsdException w:name="Bibliography" w:uiPriority="37"/>
     <w:lsdException w:name="TOC Heading" w:uiPriority="39" w:qFormat="1"/>
   </w:latentStyles>
-  <w:style w:type="table" w:styleId="11" w:default="1">
+  <w:style w:type="table" w:styleId="727" w:default="1">
     <w:name w:val="Normal Table"/>
     <w:uiPriority w:val="99"/>
     <w:semiHidden/>
@@ -6177,9 +6170,9 @@
       </w:tcPr>
     </w:tblStylePr>
   </w:style>
-  <w:style w:type="table" w:styleId="12">
+  <w:style w:type="table" w:styleId="728">
     <w:name w:val="Table Grid"/>
-    <w:basedOn w:val="11"/>
+    <w:basedOn w:val="727"/>
     <w:uiPriority w:val="59"/>
     <w:pPr>
       <w:pBdr/>
@@ -6376,9 +6369,9 @@
       </w:tcPr>
     </w:tblStylePr>
   </w:style>
-  <w:style w:type="table" w:styleId="13">
+  <w:style w:type="table" w:styleId="729">
     <w:name w:val="Table Grid Light"/>
-    <w:basedOn w:val="11"/>
+    <w:basedOn w:val="727"/>
     <w:uiPriority w:val="59"/>
     <w:pPr>
       <w:pBdr/>
@@ -6575,9 +6568,9 @@
       </w:tcPr>
     </w:tblStylePr>
   </w:style>
-  <w:style w:type="table" w:styleId="14">
+  <w:style w:type="table" w:styleId="730">
     <w:name w:val="Plain Table 1"/>
-    <w:basedOn w:val="11"/>
+    <w:basedOn w:val="727"/>
     <w:uiPriority w:val="59"/>
     <w:pPr>
       <w:pBdr/>
@@ -6800,9 +6793,9 @@
       </w:tcPr>
     </w:tblStylePr>
   </w:style>
-  <w:style w:type="table" w:styleId="15">
+  <w:style w:type="table" w:styleId="731">
     <w:name w:val="Plain Table 2"/>
-    <w:basedOn w:val="11"/>
+    <w:basedOn w:val="727"/>
     <w:uiPriority w:val="59"/>
     <w:pPr>
       <w:pBdr/>
@@ -7033,9 +7026,9 @@
       </w:tcPr>
     </w:tblStylePr>
   </w:style>
-  <w:style w:type="table" w:styleId="16">
+  <w:style w:type="table" w:styleId="732">
     <w:name w:val="Plain Table 3"/>
-    <w:basedOn w:val="11"/>
+    <w:basedOn w:val="727"/>
     <w:uiPriority w:val="99"/>
     <w:pPr>
       <w:pBdr/>
@@ -7263,9 +7256,9 @@
       </w:tcPr>
     </w:tblStylePr>
   </w:style>
-  <w:style w:type="table" w:styleId="17">
+  <w:style w:type="table" w:styleId="733">
     <w:name w:val="Plain Table 4"/>
-    <w:basedOn w:val="11"/>
+    <w:basedOn w:val="727"/>
     <w:uiPriority w:val="99"/>
     <w:pPr>
       <w:pBdr/>
@@ -7479,9 +7472,9 @@
       </w:tcPr>
     </w:tblStylePr>
   </w:style>
-  <w:style w:type="table" w:styleId="18">
+  <w:style w:type="table" w:styleId="734">
     <w:name w:val="Plain Table 5"/>
-    <w:basedOn w:val="11"/>
+    <w:basedOn w:val="727"/>
     <w:uiPriority w:val="99"/>
     <w:pPr>
       <w:pBdr/>
@@ -7712,9 +7705,9 @@
       </w:tcPr>
     </w:tblStylePr>
   </w:style>
-  <w:style w:type="table" w:styleId="19">
+  <w:style w:type="table" w:styleId="735">
     <w:name w:val="Grid Table 1 Light"/>
-    <w:basedOn w:val="11"/>
+    <w:basedOn w:val="727"/>
     <w:uiPriority w:val="99"/>
     <w:pPr>
       <w:pBdr/>
@@ -7935,9 +7928,9 @@
       </w:tcPr>
     </w:tblStylePr>
   </w:style>
-  <w:style w:type="table" w:styleId="20">
+  <w:style w:type="table" w:styleId="736">
     <w:name w:val="Grid Table 1 Light - Accent 1"/>
-    <w:basedOn w:val="11"/>
+    <w:basedOn w:val="727"/>
     <w:uiPriority w:val="99"/>
     <w:pPr>
       <w:pBdr/>
@@ -8158,9 +8151,9 @@
       </w:tcPr>
     </w:tblStylePr>
   </w:style>
-  <w:style w:type="table" w:styleId="21">
+  <w:style w:type="table" w:styleId="737">
     <w:name w:val="Grid Table 1 Light - Accent 2"/>
-    <w:basedOn w:val="11"/>
+    <w:basedOn w:val="727"/>
     <w:uiPriority w:val="99"/>
     <w:pPr>
       <w:pBdr/>
@@ -8381,9 +8374,9 @@
       </w:tcPr>
     </w:tblStylePr>
   </w:style>
-  <w:style w:type="table" w:styleId="22">
+  <w:style w:type="table" w:styleId="738">
     <w:name w:val="Grid Table 1 Light - Accent 3"/>
-    <w:basedOn w:val="11"/>
+    <w:basedOn w:val="727"/>
     <w:uiPriority w:val="99"/>
     <w:pPr>
       <w:pBdr/>
@@ -8604,9 +8597,9 @@
       </w:tcPr>
     </w:tblStylePr>
   </w:style>
-  <w:style w:type="table" w:styleId="23">
+  <w:style w:type="table" w:styleId="739">
     <w:name w:val="Grid Table 1 Light - Accent 4"/>
-    <w:basedOn w:val="11"/>
+    <w:basedOn w:val="727"/>
     <w:uiPriority w:val="99"/>
     <w:pPr>
       <w:pBdr/>
@@ -8827,9 +8820,9 @@
       </w:tcPr>
     </w:tblStylePr>
   </w:style>
-  <w:style w:type="table" w:styleId="24">
+  <w:style w:type="table" w:styleId="740">
     <w:name w:val="Grid Table 1 Light - Accent 5"/>
-    <w:basedOn w:val="11"/>
+    <w:basedOn w:val="727"/>
     <w:uiPriority w:val="99"/>
     <w:pPr>
       <w:pBdr/>
@@ -9050,9 +9043,9 @@
       </w:tcPr>
     </w:tblStylePr>
   </w:style>
-  <w:style w:type="table" w:styleId="25">
+  <w:style w:type="table" w:styleId="741">
     <w:name w:val="Grid Table 1 Light - Accent 6"/>
-    <w:basedOn w:val="11"/>
+    <w:basedOn w:val="727"/>
     <w:uiPriority w:val="99"/>
     <w:pPr>
       <w:pBdr/>
@@ -9273,9 +9266,9 @@
       </w:tcPr>
     </w:tblStylePr>
   </w:style>
-  <w:style w:type="table" w:styleId="26">
+  <w:style w:type="table" w:styleId="742">
     <w:name w:val="Grid Table 2"/>
-    <w:basedOn w:val="11"/>
+    <w:basedOn w:val="727"/>
     <w:uiPriority w:val="99"/>
     <w:pPr>
       <w:pBdr/>
@@ -9505,9 +9498,9 @@
       </w:tcPr>
     </w:tblStylePr>
   </w:style>
-  <w:style w:type="table" w:styleId="27">
+  <w:style w:type="table" w:styleId="743">
     <w:name w:val="Grid Table 2 - Accent 1"/>
-    <w:basedOn w:val="11"/>
+    <w:basedOn w:val="727"/>
     <w:uiPriority w:val="99"/>
     <w:pPr>
       <w:pBdr/>
@@ -9737,9 +9730,9 @@
       </w:tcPr>
     </w:tblStylePr>
   </w:style>
-  <w:style w:type="table" w:styleId="28">
+  <w:style w:type="table" w:styleId="744">
     <w:name w:val="Grid Table 2 - Accent 2"/>
-    <w:basedOn w:val="11"/>
+    <w:basedOn w:val="727"/>
     <w:uiPriority w:val="99"/>
     <w:pPr>
       <w:pBdr/>
@@ -9969,9 +9962,9 @@
       </w:tcPr>
     </w:tblStylePr>
   </w:style>
-  <w:style w:type="table" w:styleId="29">
+  <w:style w:type="table" w:styleId="745">
     <w:name w:val="Grid Table 2 - Accent 3"/>
-    <w:basedOn w:val="11"/>
+    <w:basedOn w:val="727"/>
     <w:uiPriority w:val="99"/>
     <w:pPr>
       <w:pBdr/>
@@ -10201,9 +10194,9 @@
       </w:tcPr>
     </w:tblStylePr>
   </w:style>
-  <w:style w:type="table" w:styleId="30">
+  <w:style w:type="table" w:styleId="746">
     <w:name w:val="Grid Table 2 - Accent 4"/>
-    <w:basedOn w:val="11"/>
+    <w:basedOn w:val="727"/>
     <w:uiPriority w:val="99"/>
     <w:pPr>
       <w:pBdr/>
@@ -10433,9 +10426,9 @@
       </w:tcPr>
     </w:tblStylePr>
   </w:style>
-  <w:style w:type="table" w:styleId="31">
+  <w:style w:type="table" w:styleId="747">
     <w:name w:val="Grid Table 2 - Accent 5"/>
-    <w:basedOn w:val="11"/>
+    <w:basedOn w:val="727"/>
     <w:uiPriority w:val="99"/>
     <w:pPr>
       <w:pBdr/>
@@ -10665,9 +10658,9 @@
       </w:tcPr>
     </w:tblStylePr>
   </w:style>
-  <w:style w:type="table" w:styleId="32">
+  <w:style w:type="table" w:styleId="748">
     <w:name w:val="Grid Table 2 - Accent 6"/>
-    <w:basedOn w:val="11"/>
+    <w:basedOn w:val="727"/>
     <w:uiPriority w:val="99"/>
     <w:pPr>
       <w:pBdr/>
@@ -10897,9 +10890,9 @@
       </w:tcPr>
     </w:tblStylePr>
   </w:style>
-  <w:style w:type="table" w:styleId="33">
+  <w:style w:type="table" w:styleId="749">
     <w:name w:val="Grid Table 3"/>
-    <w:basedOn w:val="11"/>
+    <w:basedOn w:val="727"/>
     <w:uiPriority w:val="99"/>
     <w:pPr>
       <w:pBdr/>
@@ -10998,29 +10991,6 @@
         <w:tblBorders/>
       </w:tblPr>
       <w:tcPr>
-        <w:shd w:color="ffffff"/>
-        <w:tcBorders>
-          <w:top w:val="none" w:color="000000" w:sz="4" w:space="0"/>
-          <w:left w:val="none" w:color="000000" w:sz="4" w:space="0"/>
-          <w:bottom w:val="none" w:color="000000" w:sz="4" w:space="0"/>
-          <w:right w:val="none" w:color="000000" w:sz="4" w:space="0"/>
-        </w:tcBorders>
-      </w:tcPr>
-    </w:tblStylePr>
-    <w:tblStylePr w:type="firstRow">
-      <w:rPr>
-        <w:b/>
-        <w:color w:val="404040"/>
-      </w:rPr>
-      <w:pPr>
-        <w:pBdr/>
-        <w:spacing/>
-        <w:ind/>
-      </w:pPr>
-      <w:tblPr>
-        <w:tblBorders/>
-      </w:tblPr>
-      <w:tcPr>
         <w:shd w:val="clear" w:color="ffffff"/>
         <w:tcBorders>
           <w:top w:val="none" w:color="000000" w:sz="4" w:space="0"/>
@@ -11030,30 +11000,7 @@
         </w:tcBorders>
       </w:tcPr>
     </w:tblStylePr>
-    <w:tblStylePr w:type="lastCol">
-      <w:rPr>
-        <w:i/>
-        <w:color w:val="404040"/>
-      </w:rPr>
-      <w:pPr>
-        <w:pBdr/>
-        <w:spacing/>
-        <w:ind/>
-      </w:pPr>
-      <w:tblPr>
-        <w:tblBorders/>
-      </w:tblPr>
-      <w:tcPr>
-        <w:shd w:color="ffffff"/>
-        <w:tcBorders>
-          <w:top w:val="none" w:color="000000" w:sz="4" w:space="0"/>
-          <w:left w:val="none" w:color="000000" w:sz="4" w:space="0"/>
-          <w:bottom w:val="none" w:color="000000" w:sz="4" w:space="0"/>
-          <w:right w:val="none" w:color="000000" w:sz="4" w:space="0"/>
-        </w:tcBorders>
-      </w:tcPr>
-    </w:tblStylePr>
-    <w:tblStylePr w:type="lastRow">
+    <w:tblStylePr w:type="firstRow">
       <w:rPr>
         <w:b/>
         <w:color w:val="404040"/>
@@ -11076,6 +11023,52 @@
         </w:tcBorders>
       </w:tcPr>
     </w:tblStylePr>
+    <w:tblStylePr w:type="lastCol">
+      <w:rPr>
+        <w:i/>
+        <w:color w:val="404040"/>
+      </w:rPr>
+      <w:pPr>
+        <w:pBdr/>
+        <w:spacing/>
+        <w:ind/>
+      </w:pPr>
+      <w:tblPr>
+        <w:tblBorders/>
+      </w:tblPr>
+      <w:tcPr>
+        <w:shd w:val="clear" w:color="ffffff"/>
+        <w:tcBorders>
+          <w:top w:val="none" w:color="000000" w:sz="4" w:space="0"/>
+          <w:left w:val="none" w:color="000000" w:sz="4" w:space="0"/>
+          <w:bottom w:val="none" w:color="000000" w:sz="4" w:space="0"/>
+          <w:right w:val="none" w:color="000000" w:sz="4" w:space="0"/>
+        </w:tcBorders>
+      </w:tcPr>
+    </w:tblStylePr>
+    <w:tblStylePr w:type="lastRow">
+      <w:rPr>
+        <w:b/>
+        <w:color w:val="404040"/>
+      </w:rPr>
+      <w:pPr>
+        <w:pBdr/>
+        <w:spacing/>
+        <w:ind/>
+      </w:pPr>
+      <w:tblPr>
+        <w:tblBorders/>
+      </w:tblPr>
+      <w:tcPr>
+        <w:shd w:val="clear" w:color="ffffff"/>
+        <w:tcBorders>
+          <w:top w:val="none" w:color="000000" w:sz="4" w:space="0"/>
+          <w:left w:val="none" w:color="000000" w:sz="4" w:space="0"/>
+          <w:bottom w:val="none" w:color="000000" w:sz="4" w:space="0"/>
+          <w:right w:val="none" w:color="000000" w:sz="4" w:space="0"/>
+        </w:tcBorders>
+      </w:tcPr>
+    </w:tblStylePr>
     <w:tblStylePr w:type="nwCell">
       <w:pPr>
         <w:pBdr/>
@@ -11142,9 +11135,9 @@
       </w:tcPr>
     </w:tblStylePr>
   </w:style>
-  <w:style w:type="table" w:styleId="34">
+  <w:style w:type="table" w:styleId="750">
     <w:name w:val="Grid Table 3 - Accent 1"/>
-    <w:basedOn w:val="11"/>
+    <w:basedOn w:val="727"/>
     <w:uiPriority w:val="99"/>
     <w:pPr>
       <w:pBdr/>
@@ -11243,29 +11236,6 @@
         <w:tblBorders/>
       </w:tblPr>
       <w:tcPr>
-        <w:shd w:color="ffffff"/>
-        <w:tcBorders>
-          <w:top w:val="none" w:color="000000" w:sz="4" w:space="0"/>
-          <w:left w:val="none" w:color="000000" w:sz="4" w:space="0"/>
-          <w:bottom w:val="none" w:color="000000" w:sz="4" w:space="0"/>
-          <w:right w:val="none" w:color="000000" w:sz="4" w:space="0"/>
-        </w:tcBorders>
-      </w:tcPr>
-    </w:tblStylePr>
-    <w:tblStylePr w:type="firstRow">
-      <w:rPr>
-        <w:b/>
-        <w:color w:val="404040"/>
-      </w:rPr>
-      <w:pPr>
-        <w:pBdr/>
-        <w:spacing/>
-        <w:ind/>
-      </w:pPr>
-      <w:tblPr>
-        <w:tblBorders/>
-      </w:tblPr>
-      <w:tcPr>
         <w:shd w:val="clear" w:color="ffffff"/>
         <w:tcBorders>
           <w:top w:val="none" w:color="000000" w:sz="4" w:space="0"/>
@@ -11275,30 +11245,7 @@
         </w:tcBorders>
       </w:tcPr>
     </w:tblStylePr>
-    <w:tblStylePr w:type="lastCol">
-      <w:rPr>
-        <w:i/>
-        <w:color w:val="404040"/>
-      </w:rPr>
-      <w:pPr>
-        <w:pBdr/>
-        <w:spacing/>
-        <w:ind/>
-      </w:pPr>
-      <w:tblPr>
-        <w:tblBorders/>
-      </w:tblPr>
-      <w:tcPr>
-        <w:shd w:color="ffffff"/>
-        <w:tcBorders>
-          <w:top w:val="none" w:color="000000" w:sz="4" w:space="0"/>
-          <w:left w:val="none" w:color="000000" w:sz="4" w:space="0"/>
-          <w:bottom w:val="none" w:color="000000" w:sz="4" w:space="0"/>
-          <w:right w:val="none" w:color="000000" w:sz="4" w:space="0"/>
-        </w:tcBorders>
-      </w:tcPr>
-    </w:tblStylePr>
-    <w:tblStylePr w:type="lastRow">
+    <w:tblStylePr w:type="firstRow">
       <w:rPr>
         <w:b/>
         <w:color w:val="404040"/>
@@ -11321,6 +11268,52 @@
         </w:tcBorders>
       </w:tcPr>
     </w:tblStylePr>
+    <w:tblStylePr w:type="lastCol">
+      <w:rPr>
+        <w:i/>
+        <w:color w:val="404040"/>
+      </w:rPr>
+      <w:pPr>
+        <w:pBdr/>
+        <w:spacing/>
+        <w:ind/>
+      </w:pPr>
+      <w:tblPr>
+        <w:tblBorders/>
+      </w:tblPr>
+      <w:tcPr>
+        <w:shd w:val="clear" w:color="ffffff"/>
+        <w:tcBorders>
+          <w:top w:val="none" w:color="000000" w:sz="4" w:space="0"/>
+          <w:left w:val="none" w:color="000000" w:sz="4" w:space="0"/>
+          <w:bottom w:val="none" w:color="000000" w:sz="4" w:space="0"/>
+          <w:right w:val="none" w:color="000000" w:sz="4" w:space="0"/>
+        </w:tcBorders>
+      </w:tcPr>
+    </w:tblStylePr>
+    <w:tblStylePr w:type="lastRow">
+      <w:rPr>
+        <w:b/>
+        <w:color w:val="404040"/>
+      </w:rPr>
+      <w:pPr>
+        <w:pBdr/>
+        <w:spacing/>
+        <w:ind/>
+      </w:pPr>
+      <w:tblPr>
+        <w:tblBorders/>
+      </w:tblPr>
+      <w:tcPr>
+        <w:shd w:val="clear" w:color="ffffff"/>
+        <w:tcBorders>
+          <w:top w:val="none" w:color="000000" w:sz="4" w:space="0"/>
+          <w:left w:val="none" w:color="000000" w:sz="4" w:space="0"/>
+          <w:bottom w:val="none" w:color="000000" w:sz="4" w:space="0"/>
+          <w:right w:val="none" w:color="000000" w:sz="4" w:space="0"/>
+        </w:tcBorders>
+      </w:tcPr>
+    </w:tblStylePr>
     <w:tblStylePr w:type="nwCell">
       <w:pPr>
         <w:pBdr/>
@@ -11387,9 +11380,9 @@
       </w:tcPr>
     </w:tblStylePr>
   </w:style>
-  <w:style w:type="table" w:styleId="35">
+  <w:style w:type="table" w:styleId="751">
     <w:name w:val="Grid Table 3 - Accent 2"/>
-    <w:basedOn w:val="11"/>
+    <w:basedOn w:val="727"/>
     <w:uiPriority w:val="99"/>
     <w:pPr>
       <w:pBdr/>
@@ -11488,29 +11481,6 @@
         <w:tblBorders/>
       </w:tblPr>
       <w:tcPr>
-        <w:shd w:color="ffffff"/>
-        <w:tcBorders>
-          <w:top w:val="none" w:color="000000" w:sz="4" w:space="0"/>
-          <w:left w:val="none" w:color="000000" w:sz="4" w:space="0"/>
-          <w:bottom w:val="none" w:color="000000" w:sz="4" w:space="0"/>
-          <w:right w:val="none" w:color="000000" w:sz="4" w:space="0"/>
-        </w:tcBorders>
-      </w:tcPr>
-    </w:tblStylePr>
-    <w:tblStylePr w:type="firstRow">
-      <w:rPr>
-        <w:b/>
-        <w:color w:val="404040"/>
-      </w:rPr>
-      <w:pPr>
-        <w:pBdr/>
-        <w:spacing/>
-        <w:ind/>
-      </w:pPr>
-      <w:tblPr>
-        <w:tblBorders/>
-      </w:tblPr>
-      <w:tcPr>
         <w:shd w:val="clear" w:color="ffffff"/>
         <w:tcBorders>
           <w:top w:val="none" w:color="000000" w:sz="4" w:space="0"/>
@@ -11520,30 +11490,7 @@
         </w:tcBorders>
       </w:tcPr>
     </w:tblStylePr>
-    <w:tblStylePr w:type="lastCol">
-      <w:rPr>
-        <w:i/>
-        <w:color w:val="404040"/>
-      </w:rPr>
-      <w:pPr>
-        <w:pBdr/>
-        <w:spacing/>
-        <w:ind/>
-      </w:pPr>
-      <w:tblPr>
-        <w:tblBorders/>
-      </w:tblPr>
-      <w:tcPr>
-        <w:shd w:color="ffffff"/>
-        <w:tcBorders>
-          <w:top w:val="none" w:color="000000" w:sz="4" w:space="0"/>
-          <w:left w:val="none" w:color="000000" w:sz="4" w:space="0"/>
-          <w:bottom w:val="none" w:color="000000" w:sz="4" w:space="0"/>
-          <w:right w:val="none" w:color="000000" w:sz="4" w:space="0"/>
-        </w:tcBorders>
-      </w:tcPr>
-    </w:tblStylePr>
-    <w:tblStylePr w:type="lastRow">
+    <w:tblStylePr w:type="firstRow">
       <w:rPr>
         <w:b/>
         <w:color w:val="404040"/>
@@ -11566,6 +11513,52 @@
         </w:tcBorders>
       </w:tcPr>
     </w:tblStylePr>
+    <w:tblStylePr w:type="lastCol">
+      <w:rPr>
+        <w:i/>
+        <w:color w:val="404040"/>
+      </w:rPr>
+      <w:pPr>
+        <w:pBdr/>
+        <w:spacing/>
+        <w:ind/>
+      </w:pPr>
+      <w:tblPr>
+        <w:tblBorders/>
+      </w:tblPr>
+      <w:tcPr>
+        <w:shd w:val="clear" w:color="ffffff"/>
+        <w:tcBorders>
+          <w:top w:val="none" w:color="000000" w:sz="4" w:space="0"/>
+          <w:left w:val="none" w:color="000000" w:sz="4" w:space="0"/>
+          <w:bottom w:val="none" w:color="000000" w:sz="4" w:space="0"/>
+          <w:right w:val="none" w:color="000000" w:sz="4" w:space="0"/>
+        </w:tcBorders>
+      </w:tcPr>
+    </w:tblStylePr>
+    <w:tblStylePr w:type="lastRow">
+      <w:rPr>
+        <w:b/>
+        <w:color w:val="404040"/>
+      </w:rPr>
+      <w:pPr>
+        <w:pBdr/>
+        <w:spacing/>
+        <w:ind/>
+      </w:pPr>
+      <w:tblPr>
+        <w:tblBorders/>
+      </w:tblPr>
+      <w:tcPr>
+        <w:shd w:val="clear" w:color="ffffff"/>
+        <w:tcBorders>
+          <w:top w:val="none" w:color="000000" w:sz="4" w:space="0"/>
+          <w:left w:val="none" w:color="000000" w:sz="4" w:space="0"/>
+          <w:bottom w:val="none" w:color="000000" w:sz="4" w:space="0"/>
+          <w:right w:val="none" w:color="000000" w:sz="4" w:space="0"/>
+        </w:tcBorders>
+      </w:tcPr>
+    </w:tblStylePr>
     <w:tblStylePr w:type="nwCell">
       <w:pPr>
         <w:pBdr/>
@@ -11632,9 +11625,9 @@
       </w:tcPr>
     </w:tblStylePr>
   </w:style>
-  <w:style w:type="table" w:styleId="36">
+  <w:style w:type="table" w:styleId="752">
     <w:name w:val="Grid Table 3 - Accent 3"/>
-    <w:basedOn w:val="11"/>
+    <w:basedOn w:val="727"/>
     <w:uiPriority w:val="99"/>
     <w:pPr>
       <w:pBdr/>
@@ -11733,29 +11726,6 @@
         <w:tblBorders/>
       </w:tblPr>
       <w:tcPr>
-        <w:shd w:color="ffffff"/>
-        <w:tcBorders>
-          <w:top w:val="none" w:color="000000" w:sz="4" w:space="0"/>
-          <w:left w:val="none" w:color="000000" w:sz="4" w:space="0"/>
-          <w:bottom w:val="none" w:color="000000" w:sz="4" w:space="0"/>
-          <w:right w:val="none" w:color="000000" w:sz="4" w:space="0"/>
-        </w:tcBorders>
-      </w:tcPr>
-    </w:tblStylePr>
-    <w:tblStylePr w:type="firstRow">
-      <w:rPr>
-        <w:b/>
-        <w:color w:val="404040"/>
-      </w:rPr>
-      <w:pPr>
-        <w:pBdr/>
-        <w:spacing/>
-        <w:ind/>
-      </w:pPr>
-      <w:tblPr>
-        <w:tblBorders/>
-      </w:tblPr>
-      <w:tcPr>
         <w:shd w:val="clear" w:color="ffffff"/>
         <w:tcBorders>
           <w:top w:val="none" w:color="000000" w:sz="4" w:space="0"/>
@@ -11765,30 +11735,7 @@
         </w:tcBorders>
       </w:tcPr>
     </w:tblStylePr>
-    <w:tblStylePr w:type="lastCol">
-      <w:rPr>
-        <w:i/>
-        <w:color w:val="404040"/>
-      </w:rPr>
-      <w:pPr>
-        <w:pBdr/>
-        <w:spacing/>
-        <w:ind/>
-      </w:pPr>
-      <w:tblPr>
-        <w:tblBorders/>
-      </w:tblPr>
-      <w:tcPr>
-        <w:shd w:color="ffffff"/>
-        <w:tcBorders>
-          <w:top w:val="none" w:color="000000" w:sz="4" w:space="0"/>
-          <w:left w:val="none" w:color="000000" w:sz="4" w:space="0"/>
-          <w:bottom w:val="none" w:color="000000" w:sz="4" w:space="0"/>
-          <w:right w:val="none" w:color="000000" w:sz="4" w:space="0"/>
-        </w:tcBorders>
-      </w:tcPr>
-    </w:tblStylePr>
-    <w:tblStylePr w:type="lastRow">
+    <w:tblStylePr w:type="firstRow">
       <w:rPr>
         <w:b/>
         <w:color w:val="404040"/>
@@ -11811,6 +11758,52 @@
         </w:tcBorders>
       </w:tcPr>
     </w:tblStylePr>
+    <w:tblStylePr w:type="lastCol">
+      <w:rPr>
+        <w:i/>
+        <w:color w:val="404040"/>
+      </w:rPr>
+      <w:pPr>
+        <w:pBdr/>
+        <w:spacing/>
+        <w:ind/>
+      </w:pPr>
+      <w:tblPr>
+        <w:tblBorders/>
+      </w:tblPr>
+      <w:tcPr>
+        <w:shd w:val="clear" w:color="ffffff"/>
+        <w:tcBorders>
+          <w:top w:val="none" w:color="000000" w:sz="4" w:space="0"/>
+          <w:left w:val="none" w:color="000000" w:sz="4" w:space="0"/>
+          <w:bottom w:val="none" w:color="000000" w:sz="4" w:space="0"/>
+          <w:right w:val="none" w:color="000000" w:sz="4" w:space="0"/>
+        </w:tcBorders>
+      </w:tcPr>
+    </w:tblStylePr>
+    <w:tblStylePr w:type="lastRow">
+      <w:rPr>
+        <w:b/>
+        <w:color w:val="404040"/>
+      </w:rPr>
+      <w:pPr>
+        <w:pBdr/>
+        <w:spacing/>
+        <w:ind/>
+      </w:pPr>
+      <w:tblPr>
+        <w:tblBorders/>
+      </w:tblPr>
+      <w:tcPr>
+        <w:shd w:val="clear" w:color="ffffff"/>
+        <w:tcBorders>
+          <w:top w:val="none" w:color="000000" w:sz="4" w:space="0"/>
+          <w:left w:val="none" w:color="000000" w:sz="4" w:space="0"/>
+          <w:bottom w:val="none" w:color="000000" w:sz="4" w:space="0"/>
+          <w:right w:val="none" w:color="000000" w:sz="4" w:space="0"/>
+        </w:tcBorders>
+      </w:tcPr>
+    </w:tblStylePr>
     <w:tblStylePr w:type="nwCell">
       <w:pPr>
         <w:pBdr/>
@@ -11877,9 +11870,9 @@
       </w:tcPr>
     </w:tblStylePr>
   </w:style>
-  <w:style w:type="table" w:styleId="37">
+  <w:style w:type="table" w:styleId="753">
     <w:name w:val="Grid Table 3 - Accent 4"/>
-    <w:basedOn w:val="11"/>
+    <w:basedOn w:val="727"/>
     <w:uiPriority w:val="99"/>
     <w:pPr>
       <w:pBdr/>
@@ -11978,29 +11971,6 @@
         <w:tblBorders/>
       </w:tblPr>
       <w:tcPr>
-        <w:shd w:color="ffffff"/>
-        <w:tcBorders>
-          <w:top w:val="none" w:color="000000" w:sz="4" w:space="0"/>
-          <w:left w:val="none" w:color="000000" w:sz="4" w:space="0"/>
-          <w:bottom w:val="none" w:color="000000" w:sz="4" w:space="0"/>
-          <w:right w:val="none" w:color="000000" w:sz="4" w:space="0"/>
-        </w:tcBorders>
-      </w:tcPr>
-    </w:tblStylePr>
-    <w:tblStylePr w:type="firstRow">
-      <w:rPr>
-        <w:b/>
-        <w:color w:val="404040"/>
-      </w:rPr>
-      <w:pPr>
-        <w:pBdr/>
-        <w:spacing/>
-        <w:ind/>
-      </w:pPr>
-      <w:tblPr>
-        <w:tblBorders/>
-      </w:tblPr>
-      <w:tcPr>
         <w:shd w:val="clear" w:color="ffffff"/>
         <w:tcBorders>
           <w:top w:val="none" w:color="000000" w:sz="4" w:space="0"/>
@@ -12010,30 +11980,7 @@
         </w:tcBorders>
       </w:tcPr>
     </w:tblStylePr>
-    <w:tblStylePr w:type="lastCol">
-      <w:rPr>
-        <w:i/>
-        <w:color w:val="404040"/>
-      </w:rPr>
-      <w:pPr>
-        <w:pBdr/>
-        <w:spacing/>
-        <w:ind/>
-      </w:pPr>
-      <w:tblPr>
-        <w:tblBorders/>
-      </w:tblPr>
-      <w:tcPr>
-        <w:shd w:color="ffffff"/>
-        <w:tcBorders>
-          <w:top w:val="none" w:color="000000" w:sz="4" w:space="0"/>
-          <w:left w:val="none" w:color="000000" w:sz="4" w:space="0"/>
-          <w:bottom w:val="none" w:color="000000" w:sz="4" w:space="0"/>
-          <w:right w:val="none" w:color="000000" w:sz="4" w:space="0"/>
-        </w:tcBorders>
-      </w:tcPr>
-    </w:tblStylePr>
-    <w:tblStylePr w:type="lastRow">
+    <w:tblStylePr w:type="firstRow">
       <w:rPr>
         <w:b/>
         <w:color w:val="404040"/>
@@ -12056,6 +12003,52 @@
         </w:tcBorders>
       </w:tcPr>
     </w:tblStylePr>
+    <w:tblStylePr w:type="lastCol">
+      <w:rPr>
+        <w:i/>
+        <w:color w:val="404040"/>
+      </w:rPr>
+      <w:pPr>
+        <w:pBdr/>
+        <w:spacing/>
+        <w:ind/>
+      </w:pPr>
+      <w:tblPr>
+        <w:tblBorders/>
+      </w:tblPr>
+      <w:tcPr>
+        <w:shd w:val="clear" w:color="ffffff"/>
+        <w:tcBorders>
+          <w:top w:val="none" w:color="000000" w:sz="4" w:space="0"/>
+          <w:left w:val="none" w:color="000000" w:sz="4" w:space="0"/>
+          <w:bottom w:val="none" w:color="000000" w:sz="4" w:space="0"/>
+          <w:right w:val="none" w:color="000000" w:sz="4" w:space="0"/>
+        </w:tcBorders>
+      </w:tcPr>
+    </w:tblStylePr>
+    <w:tblStylePr w:type="lastRow">
+      <w:rPr>
+        <w:b/>
+        <w:color w:val="404040"/>
+      </w:rPr>
+      <w:pPr>
+        <w:pBdr/>
+        <w:spacing/>
+        <w:ind/>
+      </w:pPr>
+      <w:tblPr>
+        <w:tblBorders/>
+      </w:tblPr>
+      <w:tcPr>
+        <w:shd w:val="clear" w:color="ffffff"/>
+        <w:tcBorders>
+          <w:top w:val="none" w:color="000000" w:sz="4" w:space="0"/>
+          <w:left w:val="none" w:color="000000" w:sz="4" w:space="0"/>
+          <w:bottom w:val="none" w:color="000000" w:sz="4" w:space="0"/>
+          <w:right w:val="none" w:color="000000" w:sz="4" w:space="0"/>
+        </w:tcBorders>
+      </w:tcPr>
+    </w:tblStylePr>
     <w:tblStylePr w:type="nwCell">
       <w:pPr>
         <w:pBdr/>
@@ -12122,9 +12115,9 @@
       </w:tcPr>
     </w:tblStylePr>
   </w:style>
-  <w:style w:type="table" w:styleId="38">
+  <w:style w:type="table" w:styleId="754">
     <w:name w:val="Grid Table 3 - Accent 5"/>
-    <w:basedOn w:val="11"/>
+    <w:basedOn w:val="727"/>
     <w:uiPriority w:val="99"/>
     <w:pPr>
       <w:pBdr/>
@@ -12223,29 +12216,6 @@
         <w:tblBorders/>
       </w:tblPr>
       <w:tcPr>
-        <w:shd w:color="ffffff"/>
-        <w:tcBorders>
-          <w:top w:val="none" w:color="000000" w:sz="4" w:space="0"/>
-          <w:left w:val="none" w:color="000000" w:sz="4" w:space="0"/>
-          <w:bottom w:val="none" w:color="000000" w:sz="4" w:space="0"/>
-          <w:right w:val="none" w:color="000000" w:sz="4" w:space="0"/>
-        </w:tcBorders>
-      </w:tcPr>
-    </w:tblStylePr>
-    <w:tblStylePr w:type="firstRow">
-      <w:rPr>
-        <w:b/>
-        <w:color w:val="404040"/>
-      </w:rPr>
-      <w:pPr>
-        <w:pBdr/>
-        <w:spacing/>
-        <w:ind/>
-      </w:pPr>
-      <w:tblPr>
-        <w:tblBorders/>
-      </w:tblPr>
-      <w:tcPr>
         <w:shd w:val="clear" w:color="ffffff"/>
         <w:tcBorders>
           <w:top w:val="none" w:color="000000" w:sz="4" w:space="0"/>
@@ -12255,30 +12225,7 @@
         </w:tcBorders>
       </w:tcPr>
     </w:tblStylePr>
-    <w:tblStylePr w:type="lastCol">
-      <w:rPr>
-        <w:i/>
-        <w:color w:val="404040"/>
-      </w:rPr>
-      <w:pPr>
-        <w:pBdr/>
-        <w:spacing/>
-        <w:ind/>
-      </w:pPr>
-      <w:tblPr>
-        <w:tblBorders/>
-      </w:tblPr>
-      <w:tcPr>
-        <w:shd w:color="ffffff"/>
-        <w:tcBorders>
-          <w:top w:val="none" w:color="000000" w:sz="4" w:space="0"/>
-          <w:left w:val="none" w:color="000000" w:sz="4" w:space="0"/>
-          <w:bottom w:val="none" w:color="000000" w:sz="4" w:space="0"/>
-          <w:right w:val="none" w:color="000000" w:sz="4" w:space="0"/>
-        </w:tcBorders>
-      </w:tcPr>
-    </w:tblStylePr>
-    <w:tblStylePr w:type="lastRow">
+    <w:tblStylePr w:type="firstRow">
       <w:rPr>
         <w:b/>
         <w:color w:val="404040"/>
@@ -12301,6 +12248,52 @@
         </w:tcBorders>
       </w:tcPr>
     </w:tblStylePr>
+    <w:tblStylePr w:type="lastCol">
+      <w:rPr>
+        <w:i/>
+        <w:color w:val="404040"/>
+      </w:rPr>
+      <w:pPr>
+        <w:pBdr/>
+        <w:spacing/>
+        <w:ind/>
+      </w:pPr>
+      <w:tblPr>
+        <w:tblBorders/>
+      </w:tblPr>
+      <w:tcPr>
+        <w:shd w:val="clear" w:color="ffffff"/>
+        <w:tcBorders>
+          <w:top w:val="none" w:color="000000" w:sz="4" w:space="0"/>
+          <w:left w:val="none" w:color="000000" w:sz="4" w:space="0"/>
+          <w:bottom w:val="none" w:color="000000" w:sz="4" w:space="0"/>
+          <w:right w:val="none" w:color="000000" w:sz="4" w:space="0"/>
+        </w:tcBorders>
+      </w:tcPr>
+    </w:tblStylePr>
+    <w:tblStylePr w:type="lastRow">
+      <w:rPr>
+        <w:b/>
+        <w:color w:val="404040"/>
+      </w:rPr>
+      <w:pPr>
+        <w:pBdr/>
+        <w:spacing/>
+        <w:ind/>
+      </w:pPr>
+      <w:tblPr>
+        <w:tblBorders/>
+      </w:tblPr>
+      <w:tcPr>
+        <w:shd w:val="clear" w:color="ffffff"/>
+        <w:tcBorders>
+          <w:top w:val="none" w:color="000000" w:sz="4" w:space="0"/>
+          <w:left w:val="none" w:color="000000" w:sz="4" w:space="0"/>
+          <w:bottom w:val="none" w:color="000000" w:sz="4" w:space="0"/>
+          <w:right w:val="none" w:color="000000" w:sz="4" w:space="0"/>
+        </w:tcBorders>
+      </w:tcPr>
+    </w:tblStylePr>
     <w:tblStylePr w:type="nwCell">
       <w:pPr>
         <w:pBdr/>
@@ -12367,9 +12360,9 @@
       </w:tcPr>
     </w:tblStylePr>
   </w:style>
-  <w:style w:type="table" w:styleId="39">
+  <w:style w:type="table" w:styleId="755">
     <w:name w:val="Grid Table 3 - Accent 6"/>
-    <w:basedOn w:val="11"/>
+    <w:basedOn w:val="727"/>
     <w:uiPriority w:val="99"/>
     <w:pPr>
       <w:pBdr/>
@@ -12468,29 +12461,6 @@
         <w:tblBorders/>
       </w:tblPr>
       <w:tcPr>
-        <w:shd w:color="ffffff"/>
-        <w:tcBorders>
-          <w:top w:val="none" w:color="000000" w:sz="4" w:space="0"/>
-          <w:left w:val="none" w:color="000000" w:sz="4" w:space="0"/>
-          <w:bottom w:val="none" w:color="000000" w:sz="4" w:space="0"/>
-          <w:right w:val="none" w:color="000000" w:sz="4" w:space="0"/>
-        </w:tcBorders>
-      </w:tcPr>
-    </w:tblStylePr>
-    <w:tblStylePr w:type="firstRow">
-      <w:rPr>
-        <w:b/>
-        <w:color w:val="404040"/>
-      </w:rPr>
-      <w:pPr>
-        <w:pBdr/>
-        <w:spacing/>
-        <w:ind/>
-      </w:pPr>
-      <w:tblPr>
-        <w:tblBorders/>
-      </w:tblPr>
-      <w:tcPr>
         <w:shd w:val="clear" w:color="ffffff"/>
         <w:tcBorders>
           <w:top w:val="none" w:color="000000" w:sz="4" w:space="0"/>
@@ -12500,30 +12470,7 @@
         </w:tcBorders>
       </w:tcPr>
     </w:tblStylePr>
-    <w:tblStylePr w:type="lastCol">
-      <w:rPr>
-        <w:i/>
-        <w:color w:val="404040"/>
-      </w:rPr>
-      <w:pPr>
-        <w:pBdr/>
-        <w:spacing/>
-        <w:ind/>
-      </w:pPr>
-      <w:tblPr>
-        <w:tblBorders/>
-      </w:tblPr>
-      <w:tcPr>
-        <w:shd w:color="ffffff"/>
-        <w:tcBorders>
-          <w:top w:val="none" w:color="000000" w:sz="4" w:space="0"/>
-          <w:left w:val="none" w:color="000000" w:sz="4" w:space="0"/>
-          <w:bottom w:val="none" w:color="000000" w:sz="4" w:space="0"/>
-          <w:right w:val="none" w:color="000000" w:sz="4" w:space="0"/>
-        </w:tcBorders>
-      </w:tcPr>
-    </w:tblStylePr>
-    <w:tblStylePr w:type="lastRow">
+    <w:tblStylePr w:type="firstRow">
       <w:rPr>
         <w:b/>
         <w:color w:val="404040"/>
@@ -12546,6 +12493,52 @@
         </w:tcBorders>
       </w:tcPr>
     </w:tblStylePr>
+    <w:tblStylePr w:type="lastCol">
+      <w:rPr>
+        <w:i/>
+        <w:color w:val="404040"/>
+      </w:rPr>
+      <w:pPr>
+        <w:pBdr/>
+        <w:spacing/>
+        <w:ind/>
+      </w:pPr>
+      <w:tblPr>
+        <w:tblBorders/>
+      </w:tblPr>
+      <w:tcPr>
+        <w:shd w:val="clear" w:color="ffffff"/>
+        <w:tcBorders>
+          <w:top w:val="none" w:color="000000" w:sz="4" w:space="0"/>
+          <w:left w:val="none" w:color="000000" w:sz="4" w:space="0"/>
+          <w:bottom w:val="none" w:color="000000" w:sz="4" w:space="0"/>
+          <w:right w:val="none" w:color="000000" w:sz="4" w:space="0"/>
+        </w:tcBorders>
+      </w:tcPr>
+    </w:tblStylePr>
+    <w:tblStylePr w:type="lastRow">
+      <w:rPr>
+        <w:b/>
+        <w:color w:val="404040"/>
+      </w:rPr>
+      <w:pPr>
+        <w:pBdr/>
+        <w:spacing/>
+        <w:ind/>
+      </w:pPr>
+      <w:tblPr>
+        <w:tblBorders/>
+      </w:tblPr>
+      <w:tcPr>
+        <w:shd w:val="clear" w:color="ffffff"/>
+        <w:tcBorders>
+          <w:top w:val="none" w:color="000000" w:sz="4" w:space="0"/>
+          <w:left w:val="none" w:color="000000" w:sz="4" w:space="0"/>
+          <w:bottom w:val="none" w:color="000000" w:sz="4" w:space="0"/>
+          <w:right w:val="none" w:color="000000" w:sz="4" w:space="0"/>
+        </w:tcBorders>
+      </w:tcPr>
+    </w:tblStylePr>
     <w:tblStylePr w:type="nwCell">
       <w:pPr>
         <w:pBdr/>
@@ -12612,9 +12605,9 @@
       </w:tcPr>
     </w:tblStylePr>
   </w:style>
-  <w:style w:type="table" w:styleId="40">
+  <w:style w:type="table" w:styleId="756">
     <w:name w:val="Grid Table 4"/>
-    <w:basedOn w:val="11"/>
+    <w:basedOn w:val="727"/>
     <w:uiPriority w:val="59"/>
     <w:pPr>
       <w:pBdr/>
@@ -12845,9 +12838,9 @@
       </w:tcPr>
     </w:tblStylePr>
   </w:style>
-  <w:style w:type="table" w:styleId="41">
+  <w:style w:type="table" w:styleId="757">
     <w:name w:val="Grid Table 4 - Accent 1"/>
-    <w:basedOn w:val="11"/>
+    <w:basedOn w:val="727"/>
     <w:uiPriority w:val="59"/>
     <w:pPr>
       <w:pBdr/>
@@ -13078,9 +13071,9 @@
       </w:tcPr>
     </w:tblStylePr>
   </w:style>
-  <w:style w:type="table" w:styleId="42">
+  <w:style w:type="table" w:styleId="758">
     <w:name w:val="Grid Table 4 - Accent 2"/>
-    <w:basedOn w:val="11"/>
+    <w:basedOn w:val="727"/>
     <w:uiPriority w:val="59"/>
     <w:pPr>
       <w:pBdr/>
@@ -13311,9 +13304,9 @@
       </w:tcPr>
     </w:tblStylePr>
   </w:style>
-  <w:style w:type="table" w:styleId="43">
+  <w:style w:type="table" w:styleId="759">
     <w:name w:val="Grid Table 4 - Accent 3"/>
-    <w:basedOn w:val="11"/>
+    <w:basedOn w:val="727"/>
     <w:uiPriority w:val="59"/>
     <w:pPr>
       <w:pBdr/>
@@ -13544,9 +13537,9 @@
       </w:tcPr>
     </w:tblStylePr>
   </w:style>
-  <w:style w:type="table" w:styleId="44">
+  <w:style w:type="table" w:styleId="760">
     <w:name w:val="Grid Table 4 - Accent 4"/>
-    <w:basedOn w:val="11"/>
+    <w:basedOn w:val="727"/>
     <w:uiPriority w:val="59"/>
     <w:pPr>
       <w:pBdr/>
@@ -13777,9 +13770,9 @@
       </w:tcPr>
     </w:tblStylePr>
   </w:style>
-  <w:style w:type="table" w:styleId="45">
+  <w:style w:type="table" w:styleId="761">
     <w:name w:val="Grid Table 4 - Accent 5"/>
-    <w:basedOn w:val="11"/>
+    <w:basedOn w:val="727"/>
     <w:uiPriority w:val="59"/>
     <w:pPr>
       <w:pBdr/>
@@ -14010,9 +14003,9 @@
       </w:tcPr>
     </w:tblStylePr>
   </w:style>
-  <w:style w:type="table" w:styleId="46">
+  <w:style w:type="table" w:styleId="762">
     <w:name w:val="Grid Table 4 - Accent 6"/>
-    <w:basedOn w:val="11"/>
+    <w:basedOn w:val="727"/>
     <w:uiPriority w:val="59"/>
     <w:pPr>
       <w:pBdr/>
@@ -14243,9 +14236,9 @@
       </w:tcPr>
     </w:tblStylePr>
   </w:style>
-  <w:style w:type="table" w:styleId="47">
+  <w:style w:type="table" w:styleId="763">
     <w:name w:val="Grid Table 5 Dark"/>
-    <w:basedOn w:val="11"/>
+    <w:basedOn w:val="727"/>
     <w:uiPriority w:val="99"/>
     <w:pPr>
       <w:pBdr/>
@@ -14471,9 +14464,9 @@
       </w:tcPr>
     </w:tblStylePr>
   </w:style>
-  <w:style w:type="table" w:styleId="48">
+  <w:style w:type="table" w:styleId="764">
     <w:name w:val="Grid Table 5 Dark- Accent 1"/>
-    <w:basedOn w:val="11"/>
+    <w:basedOn w:val="727"/>
     <w:uiPriority w:val="99"/>
     <w:pPr>
       <w:pBdr/>
@@ -14699,9 +14692,9 @@
       </w:tcPr>
     </w:tblStylePr>
   </w:style>
-  <w:style w:type="table" w:styleId="49">
+  <w:style w:type="table" w:styleId="765">
     <w:name w:val="Grid Table 5 Dark - Accent 2"/>
-    <w:basedOn w:val="11"/>
+    <w:basedOn w:val="727"/>
     <w:uiPriority w:val="99"/>
     <w:pPr>
       <w:pBdr/>
@@ -14927,9 +14920,9 @@
       </w:tcPr>
     </w:tblStylePr>
   </w:style>
-  <w:style w:type="table" w:styleId="50">
+  <w:style w:type="table" w:styleId="766">
     <w:name w:val="Grid Table 5 Dark - Accent 3"/>
-    <w:basedOn w:val="11"/>
+    <w:basedOn w:val="727"/>
     <w:uiPriority w:val="99"/>
     <w:pPr>
       <w:pBdr/>
@@ -15155,9 +15148,9 @@
       </w:tcPr>
     </w:tblStylePr>
   </w:style>
-  <w:style w:type="table" w:styleId="51">
+  <w:style w:type="table" w:styleId="767">
     <w:name w:val="Grid Table 5 Dark- Accent 4"/>
-    <w:basedOn w:val="11"/>
+    <w:basedOn w:val="727"/>
     <w:uiPriority w:val="99"/>
     <w:pPr>
       <w:pBdr/>
@@ -15383,9 +15376,9 @@
       </w:tcPr>
     </w:tblStylePr>
   </w:style>
-  <w:style w:type="table" w:styleId="52">
+  <w:style w:type="table" w:styleId="768">
     <w:name w:val="Grid Table 5 Dark - Accent 5"/>
-    <w:basedOn w:val="11"/>
+    <w:basedOn w:val="727"/>
     <w:uiPriority w:val="99"/>
     <w:pPr>
       <w:pBdr/>
@@ -15611,9 +15604,9 @@
       </w:tcPr>
     </w:tblStylePr>
   </w:style>
-  <w:style w:type="table" w:styleId="53">
+  <w:style w:type="table" w:styleId="769">
     <w:name w:val="Grid Table 5 Dark - Accent 6"/>
-    <w:basedOn w:val="11"/>
+    <w:basedOn w:val="727"/>
     <w:uiPriority w:val="99"/>
     <w:pPr>
       <w:pBdr/>
@@ -15839,9 +15832,9 @@
       </w:tcPr>
     </w:tblStylePr>
   </w:style>
-  <w:style w:type="table" w:styleId="54">
+  <w:style w:type="table" w:styleId="770">
     <w:name w:val="Grid Table 6 Colorful"/>
-    <w:basedOn w:val="11"/>
+    <w:basedOn w:val="727"/>
     <w:uiPriority w:val="99"/>
     <w:pPr>
       <w:pBdr/>
@@ -16069,9 +16062,9 @@
       </w:tcPr>
     </w:tblStylePr>
   </w:style>
-  <w:style w:type="table" w:styleId="55">
+  <w:style w:type="table" w:styleId="771">
     <w:name w:val="Grid Table 6 Colorful - Accent 1"/>
-    <w:basedOn w:val="11"/>
+    <w:basedOn w:val="727"/>
     <w:uiPriority w:val="99"/>
     <w:pPr>
       <w:pBdr/>
@@ -16299,9 +16292,9 @@
       </w:tcPr>
     </w:tblStylePr>
   </w:style>
-  <w:style w:type="table" w:styleId="56">
+  <w:style w:type="table" w:styleId="772">
     <w:name w:val="Grid Table 6 Colorful - Accent 2"/>
-    <w:basedOn w:val="11"/>
+    <w:basedOn w:val="727"/>
     <w:uiPriority w:val="99"/>
     <w:pPr>
       <w:pBdr/>
@@ -16529,9 +16522,9 @@
       </w:tcPr>
     </w:tblStylePr>
   </w:style>
-  <w:style w:type="table" w:styleId="57">
+  <w:style w:type="table" w:styleId="773">
     <w:name w:val="Grid Table 6 Colorful - Accent 3"/>
-    <w:basedOn w:val="11"/>
+    <w:basedOn w:val="727"/>
     <w:uiPriority w:val="99"/>
     <w:pPr>
       <w:pBdr/>
@@ -16759,9 +16752,9 @@
       </w:tcPr>
     </w:tblStylePr>
   </w:style>
-  <w:style w:type="table" w:styleId="58">
+  <w:style w:type="table" w:styleId="774">
     <w:name w:val="Grid Table 6 Colorful - Accent 4"/>
-    <w:basedOn w:val="11"/>
+    <w:basedOn w:val="727"/>
     <w:uiPriority w:val="99"/>
     <w:pPr>
       <w:pBdr/>
@@ -16989,9 +16982,9 @@
       </w:tcPr>
     </w:tblStylePr>
   </w:style>
-  <w:style w:type="table" w:styleId="59">
+  <w:style w:type="table" w:styleId="775">
     <w:name w:val="Grid Table 6 Colorful - Accent 5"/>
-    <w:basedOn w:val="11"/>
+    <w:basedOn w:val="727"/>
     <w:uiPriority w:val="99"/>
     <w:pPr>
       <w:pBdr/>
@@ -17219,9 +17212,9 @@
       </w:tcPr>
     </w:tblStylePr>
   </w:style>
-  <w:style w:type="table" w:styleId="60">
+  <w:style w:type="table" w:styleId="776">
     <w:name w:val="Grid Table 6 Colorful - Accent 6"/>
-    <w:basedOn w:val="11"/>
+    <w:basedOn w:val="727"/>
     <w:uiPriority w:val="99"/>
     <w:pPr>
       <w:pBdr/>
@@ -17449,9 +17442,9 @@
       </w:tcPr>
     </w:tblStylePr>
   </w:style>
-  <w:style w:type="table" w:styleId="61">
+  <w:style w:type="table" w:styleId="777">
     <w:name w:val="Grid Table 7 Colorful"/>
-    <w:basedOn w:val="11"/>
+    <w:basedOn w:val="727"/>
     <w:uiPriority w:val="99"/>
     <w:pPr>
       <w:pBdr/>
@@ -17553,11 +17546,11 @@
         <w:tblBorders/>
       </w:tblPr>
       <w:tcPr>
-        <w:shd w:color="ffffff"/>
+        <w:shd w:val="clear" w:color="ffffff"/>
         <w:tcBorders>
-          <w:top w:val="none"/>
-          <w:left w:val="none"/>
-          <w:bottom w:val="none"/>
+          <w:top w:val="none" w:color="000000" w:sz="4" w:space="0"/>
+          <w:left w:val="none" w:color="000000" w:sz="4" w:space="0"/>
+          <w:bottom w:val="none" w:color="000000" w:sz="4" w:space="0"/>
           <w:right w:val="single" w:color="000000" w:themeColor="text1" w:themeTint="80" w:sz="4" w:space="0"/>
         </w:tcBorders>
       </w:tcPr>
@@ -17580,10 +17573,10 @@
       <w:tcPr>
         <w:shd w:val="clear" w:color="ffffff" w:themeColor="light1" w:fill="ffffff" w:themeFill="light1"/>
         <w:tcBorders>
-          <w:top w:val="none"/>
-          <w:left w:val="none"/>
+          <w:top w:val="none" w:color="000000" w:sz="4" w:space="0"/>
+          <w:left w:val="none" w:color="000000" w:sz="4" w:space="0"/>
           <w:bottom w:val="single" w:color="000000" w:themeColor="text1" w:themeTint="80" w:sz="4" w:space="0"/>
-          <w:right w:val="none"/>
+          <w:right w:val="none" w:color="000000" w:sz="4" w:space="0"/>
         </w:tcBorders>
       </w:tcPr>
     </w:tblStylePr>
@@ -17603,12 +17596,12 @@
         <w:tblBorders/>
       </w:tblPr>
       <w:tcPr>
-        <w:shd w:color="ffffff"/>
+        <w:shd w:val="clear" w:color="ffffff"/>
         <w:tcBorders>
-          <w:top w:val="none"/>
+          <w:top w:val="none" w:color="000000" w:sz="4" w:space="0"/>
           <w:left w:val="single" w:color="000000" w:themeColor="text1" w:themeTint="80" w:sz="4" w:space="0"/>
-          <w:bottom w:val="none"/>
-          <w:right w:val="none"/>
+          <w:bottom w:val="none" w:color="000000" w:sz="4" w:space="0"/>
+          <w:right w:val="none" w:color="000000" w:sz="4" w:space="0"/>
         </w:tcBorders>
       </w:tcPr>
     </w:tblStylePr>
@@ -17631,9 +17624,9 @@
         <w:shd w:val="clear" w:color="ffffff" w:themeColor="light1" w:fill="ffffff" w:themeFill="light1"/>
         <w:tcBorders>
           <w:top w:val="single" w:color="000000" w:themeColor="text1" w:themeTint="80" w:sz="4" w:space="0"/>
-          <w:left w:val="none"/>
-          <w:bottom w:val="none"/>
-          <w:right w:val="none"/>
+          <w:left w:val="none" w:color="000000" w:sz="4" w:space="0"/>
+          <w:bottom w:val="none" w:color="000000" w:sz="4" w:space="0"/>
+          <w:right w:val="none" w:color="000000" w:sz="4" w:space="0"/>
         </w:tcBorders>
       </w:tcPr>
     </w:tblStylePr>
@@ -17703,9 +17696,9 @@
       </w:tcPr>
     </w:tblStylePr>
   </w:style>
-  <w:style w:type="table" w:styleId="62">
+  <w:style w:type="table" w:styleId="778">
     <w:name w:val="Grid Table 7 Colorful - Accent 1"/>
-    <w:basedOn w:val="11"/>
+    <w:basedOn w:val="727"/>
     <w:uiPriority w:val="99"/>
     <w:pPr>
       <w:pBdr/>
@@ -17807,11 +17800,11 @@
         <w:tblBorders/>
       </w:tblPr>
       <w:tcPr>
-        <w:shd w:color="ffffff"/>
+        <w:shd w:val="clear" w:color="ffffff"/>
         <w:tcBorders>
-          <w:top w:val="none"/>
-          <w:left w:val="none"/>
-          <w:bottom w:val="none"/>
+          <w:top w:val="none" w:color="000000" w:sz="4" w:space="0"/>
+          <w:left w:val="none" w:color="000000" w:sz="4" w:space="0"/>
+          <w:bottom w:val="none" w:color="000000" w:sz="4" w:space="0"/>
           <w:right w:val="single" w:color="000000" w:themeColor="accent1" w:themeTint="80" w:sz="4" w:space="0"/>
         </w:tcBorders>
       </w:tcPr>
@@ -17834,10 +17827,10 @@
       <w:tcPr>
         <w:shd w:val="clear" w:color="ffffff" w:themeColor="light1" w:fill="ffffff" w:themeFill="light1"/>
         <w:tcBorders>
-          <w:top w:val="none"/>
-          <w:left w:val="none"/>
+          <w:top w:val="none" w:color="000000" w:sz="4" w:space="0"/>
+          <w:left w:val="none" w:color="000000" w:sz="4" w:space="0"/>
           <w:bottom w:val="single" w:color="000000" w:themeColor="accent1" w:themeTint="80" w:sz="4" w:space="0"/>
-          <w:right w:val="none"/>
+          <w:right w:val="none" w:color="000000" w:sz="4" w:space="0"/>
         </w:tcBorders>
       </w:tcPr>
     </w:tblStylePr>
@@ -17857,12 +17850,12 @@
         <w:tblBorders/>
       </w:tblPr>
       <w:tcPr>
-        <w:shd w:color="ffffff"/>
+        <w:shd w:val="clear" w:color="ffffff"/>
         <w:tcBorders>
-          <w:top w:val="none"/>
+          <w:top w:val="none" w:color="000000" w:sz="4" w:space="0"/>
           <w:left w:val="single" w:color="000000" w:themeColor="accent1" w:themeTint="80" w:sz="4" w:space="0"/>
-          <w:bottom w:val="none"/>
-          <w:right w:val="none"/>
+          <w:bottom w:val="none" w:color="000000" w:sz="4" w:space="0"/>
+          <w:right w:val="none" w:color="000000" w:sz="4" w:space="0"/>
         </w:tcBorders>
       </w:tcPr>
     </w:tblStylePr>
@@ -17885,9 +17878,9 @@
         <w:shd w:val="clear" w:color="ffffff" w:themeColor="light1" w:fill="ffffff" w:themeFill="light1"/>
         <w:tcBorders>
           <w:top w:val="single" w:color="000000" w:themeColor="accent1" w:themeTint="80" w:sz="4" w:space="0"/>
-          <w:left w:val="none"/>
-          <w:bottom w:val="none"/>
-          <w:right w:val="none"/>
+          <w:left w:val="none" w:color="000000" w:sz="4" w:space="0"/>
+          <w:bottom w:val="none" w:color="000000" w:sz="4" w:space="0"/>
+          <w:right w:val="none" w:color="000000" w:sz="4" w:space="0"/>
         </w:tcBorders>
       </w:tcPr>
     </w:tblStylePr>
@@ -17957,9 +17950,9 @@
       </w:tcPr>
     </w:tblStylePr>
   </w:style>
-  <w:style w:type="table" w:styleId="63">
+  <w:style w:type="table" w:styleId="779">
     <w:name w:val="Grid Table 7 Colorful - Accent 2"/>
-    <w:basedOn w:val="11"/>
+    <w:basedOn w:val="727"/>
     <w:uiPriority w:val="99"/>
     <w:pPr>
       <w:pBdr/>
@@ -18061,11 +18054,11 @@
         <w:tblBorders/>
       </w:tblPr>
       <w:tcPr>
-        <w:shd w:color="ffffff"/>
+        <w:shd w:val="clear" w:color="ffffff"/>
         <w:tcBorders>
-          <w:top w:val="none"/>
-          <w:left w:val="none"/>
-          <w:bottom w:val="none"/>
+          <w:top w:val="none" w:color="000000" w:sz="4" w:space="0"/>
+          <w:left w:val="none" w:color="000000" w:sz="4" w:space="0"/>
+          <w:bottom w:val="none" w:color="000000" w:sz="4" w:space="0"/>
           <w:right w:val="single" w:color="000000" w:themeColor="accent2" w:themeTint="97" w:sz="4" w:space="0"/>
         </w:tcBorders>
       </w:tcPr>
@@ -18088,10 +18081,10 @@
       <w:tcPr>
         <w:shd w:val="clear" w:color="ffffff" w:themeColor="light1" w:fill="ffffff" w:themeFill="light1"/>
         <w:tcBorders>
-          <w:top w:val="none"/>
-          <w:left w:val="none"/>
+          <w:top w:val="none" w:color="000000" w:sz="4" w:space="0"/>
+          <w:left w:val="none" w:color="000000" w:sz="4" w:space="0"/>
           <w:bottom w:val="single" w:color="000000" w:themeColor="accent2" w:themeTint="97" w:sz="4" w:space="0"/>
-          <w:right w:val="none"/>
+          <w:right w:val="none" w:color="000000" w:sz="4" w:space="0"/>
         </w:tcBorders>
       </w:tcPr>
     </w:tblStylePr>
@@ -18111,12 +18104,12 @@
         <w:tblBorders/>
       </w:tblPr>
       <w:tcPr>
-        <w:shd w:color="ffffff"/>
+        <w:shd w:val="clear" w:color="ffffff"/>
         <w:tcBorders>
-          <w:top w:val="none"/>
+          <w:top w:val="none" w:color="000000" w:sz="4" w:space="0"/>
           <w:left w:val="single" w:color="000000" w:themeColor="accent2" w:themeTint="97" w:sz="4" w:space="0"/>
-          <w:bottom w:val="none"/>
-          <w:right w:val="none"/>
+          <w:bottom w:val="none" w:color="000000" w:sz="4" w:space="0"/>
+          <w:right w:val="none" w:color="000000" w:sz="4" w:space="0"/>
         </w:tcBorders>
       </w:tcPr>
     </w:tblStylePr>
@@ -18139,9 +18132,9 @@
         <w:shd w:val="clear" w:color="ffffff" w:themeColor="light1" w:fill="ffffff" w:themeFill="light1"/>
         <w:tcBorders>
           <w:top w:val="single" w:color="000000" w:themeColor="accent2" w:themeTint="97" w:sz="4" w:space="0"/>
-          <w:left w:val="none"/>
-          <w:bottom w:val="none"/>
-          <w:right w:val="none"/>
+          <w:left w:val="none" w:color="000000" w:sz="4" w:space="0"/>
+          <w:bottom w:val="none" w:color="000000" w:sz="4" w:space="0"/>
+          <w:right w:val="none" w:color="000000" w:sz="4" w:space="0"/>
         </w:tcBorders>
       </w:tcPr>
     </w:tblStylePr>
@@ -18211,9 +18204,9 @@
       </w:tcPr>
     </w:tblStylePr>
   </w:style>
-  <w:style w:type="table" w:styleId="64">
+  <w:style w:type="table" w:styleId="780">
     <w:name w:val="Grid Table 7 Colorful - Accent 3"/>
-    <w:basedOn w:val="11"/>
+    <w:basedOn w:val="727"/>
     <w:uiPriority w:val="99"/>
     <w:pPr>
       <w:pBdr/>
@@ -18315,11 +18308,11 @@
         <w:tblBorders/>
       </w:tblPr>
       <w:tcPr>
-        <w:shd w:color="ffffff"/>
+        <w:shd w:val="clear" w:color="ffffff"/>
         <w:tcBorders>
-          <w:top w:val="none"/>
-          <w:left w:val="none"/>
-          <w:bottom w:val="none"/>
+          <w:top w:val="none" w:color="000000" w:sz="4" w:space="0"/>
+          <w:left w:val="none" w:color="000000" w:sz="4" w:space="0"/>
+          <w:bottom w:val="none" w:color="000000" w:sz="4" w:space="0"/>
           <w:right w:val="single" w:color="000000" w:themeColor="accent3" w:themeTint="FE" w:sz="4" w:space="0"/>
         </w:tcBorders>
       </w:tcPr>
@@ -18342,10 +18335,10 @@
       <w:tcPr>
         <w:shd w:val="clear" w:color="ffffff" w:themeColor="light1" w:fill="ffffff" w:themeFill="light1"/>
         <w:tcBorders>
-          <w:top w:val="none"/>
-          <w:left w:val="none"/>
+          <w:top w:val="none" w:color="000000" w:sz="4" w:space="0"/>
+          <w:left w:val="none" w:color="000000" w:sz="4" w:space="0"/>
           <w:bottom w:val="single" w:color="000000" w:themeColor="accent3" w:themeTint="FE" w:sz="4" w:space="0"/>
-          <w:right w:val="none"/>
+          <w:right w:val="none" w:color="000000" w:sz="4" w:space="0"/>
         </w:tcBorders>
       </w:tcPr>
     </w:tblStylePr>
@@ -18365,12 +18358,12 @@
         <w:tblBorders/>
       </w:tblPr>
       <w:tcPr>
-        <w:shd w:color="ffffff"/>
+        <w:shd w:val="clear" w:color="ffffff"/>
         <w:tcBorders>
-          <w:top w:val="none"/>
+          <w:top w:val="none" w:color="000000" w:sz="4" w:space="0"/>
           <w:left w:val="single" w:color="000000" w:themeColor="accent3" w:themeTint="FE" w:sz="4" w:space="0"/>
-          <w:bottom w:val="none"/>
-          <w:right w:val="none"/>
+          <w:bottom w:val="none" w:color="000000" w:sz="4" w:space="0"/>
+          <w:right w:val="none" w:color="000000" w:sz="4" w:space="0"/>
         </w:tcBorders>
       </w:tcPr>
     </w:tblStylePr>
@@ -18393,9 +18386,9 @@
         <w:shd w:val="clear" w:color="ffffff" w:themeColor="light1" w:fill="ffffff" w:themeFill="light1"/>
         <w:tcBorders>
           <w:top w:val="single" w:color="000000" w:themeColor="accent3" w:themeTint="FE" w:sz="4" w:space="0"/>
-          <w:left w:val="none"/>
-          <w:bottom w:val="none"/>
-          <w:right w:val="none"/>
+          <w:left w:val="none" w:color="000000" w:sz="4" w:space="0"/>
+          <w:bottom w:val="none" w:color="000000" w:sz="4" w:space="0"/>
+          <w:right w:val="none" w:color="000000" w:sz="4" w:space="0"/>
         </w:tcBorders>
       </w:tcPr>
     </w:tblStylePr>
@@ -18465,9 +18458,9 @@
       </w:tcPr>
     </w:tblStylePr>
   </w:style>
-  <w:style w:type="table" w:styleId="65">
+  <w:style w:type="table" w:styleId="781">
     <w:name w:val="Grid Table 7 Colorful - Accent 4"/>
-    <w:basedOn w:val="11"/>
+    <w:basedOn w:val="727"/>
     <w:uiPriority w:val="99"/>
     <w:pPr>
       <w:pBdr/>
@@ -18569,11 +18562,11 @@
         <w:tblBorders/>
       </w:tblPr>
       <w:tcPr>
-        <w:shd w:color="ffffff"/>
+        <w:shd w:val="clear" w:color="ffffff"/>
         <w:tcBorders>
-          <w:top w:val="none"/>
-          <w:left w:val="none"/>
-          <w:bottom w:val="none"/>
+          <w:top w:val="none" w:color="000000" w:sz="4" w:space="0"/>
+          <w:left w:val="none" w:color="000000" w:sz="4" w:space="0"/>
+          <w:bottom w:val="none" w:color="000000" w:sz="4" w:space="0"/>
           <w:right w:val="single" w:color="000000" w:themeColor="accent4" w:themeTint="9A" w:sz="4" w:space="0"/>
         </w:tcBorders>
       </w:tcPr>
@@ -18596,10 +18589,10 @@
       <w:tcPr>
         <w:shd w:val="clear" w:color="ffffff" w:themeColor="light1" w:fill="ffffff" w:themeFill="light1"/>
         <w:tcBorders>
-          <w:top w:val="none"/>
-          <w:left w:val="none"/>
+          <w:top w:val="none" w:color="000000" w:sz="4" w:space="0"/>
+          <w:left w:val="none" w:color="000000" w:sz="4" w:space="0"/>
           <w:bottom w:val="single" w:color="000000" w:themeColor="accent4" w:themeTint="9A" w:sz="4" w:space="0"/>
-          <w:right w:val="none"/>
+          <w:right w:val="none" w:color="000000" w:sz="4" w:space="0"/>
         </w:tcBorders>
       </w:tcPr>
     </w:tblStylePr>
@@ -18619,12 +18612,12 @@
         <w:tblBorders/>
       </w:tblPr>
       <w:tcPr>
-        <w:shd w:color="ffffff"/>
+        <w:shd w:val="clear" w:color="ffffff"/>
         <w:tcBorders>
-          <w:top w:val="none"/>
+          <w:top w:val="none" w:color="000000" w:sz="4" w:space="0"/>
           <w:left w:val="single" w:color="000000" w:themeColor="accent4" w:themeTint="9A" w:sz="4" w:space="0"/>
-          <w:bottom w:val="none"/>
-          <w:right w:val="none"/>
+          <w:bottom w:val="none" w:color="000000" w:sz="4" w:space="0"/>
+          <w:right w:val="none" w:color="000000" w:sz="4" w:space="0"/>
         </w:tcBorders>
       </w:tcPr>
     </w:tblStylePr>
@@ -18647,9 +18640,9 @@
         <w:shd w:val="clear" w:color="ffffff" w:themeColor="light1" w:fill="ffffff" w:themeFill="light1"/>
         <w:tcBorders>
           <w:top w:val="single" w:color="000000" w:themeColor="accent4" w:themeTint="9A" w:sz="4" w:space="0"/>
-          <w:left w:val="none"/>
-          <w:bottom w:val="none"/>
-          <w:right w:val="none"/>
+          <w:left w:val="none" w:color="000000" w:sz="4" w:space="0"/>
+          <w:bottom w:val="none" w:color="000000" w:sz="4" w:space="0"/>
+          <w:right w:val="none" w:color="000000" w:sz="4" w:space="0"/>
         </w:tcBorders>
       </w:tcPr>
     </w:tblStylePr>
@@ -18719,9 +18712,9 @@
       </w:tcPr>
     </w:tblStylePr>
   </w:style>
-  <w:style w:type="table" w:styleId="66">
+  <w:style w:type="table" w:styleId="782">
     <w:name w:val="Grid Table 7 Colorful - Accent 5"/>
-    <w:basedOn w:val="11"/>
+    <w:basedOn w:val="727"/>
     <w:uiPriority w:val="99"/>
     <w:pPr>
       <w:pBdr/>
@@ -18823,11 +18816,11 @@
         <w:tblBorders/>
       </w:tblPr>
       <w:tcPr>
-        <w:shd w:color="ffffff"/>
+        <w:shd w:val="clear" w:color="ffffff"/>
         <w:tcBorders>
-          <w:top w:val="none"/>
-          <w:left w:val="none"/>
-          <w:bottom w:val="none"/>
+          <w:top w:val="none" w:color="000000" w:sz="4" w:space="0"/>
+          <w:left w:val="none" w:color="000000" w:sz="4" w:space="0"/>
+          <w:bottom w:val="none" w:color="000000" w:sz="4" w:space="0"/>
           <w:right w:val="single" w:color="000000" w:themeColor="accent5" w:themeTint="90" w:sz="4" w:space="0"/>
         </w:tcBorders>
       </w:tcPr>
@@ -18850,10 +18843,10 @@
       <w:tcPr>
         <w:shd w:val="clear" w:color="ffffff" w:themeColor="light1" w:fill="ffffff" w:themeFill="light1"/>
         <w:tcBorders>
-          <w:top w:val="none"/>
-          <w:left w:val="none"/>
+          <w:top w:val="none" w:color="000000" w:sz="4" w:space="0"/>
+          <w:left w:val="none" w:color="000000" w:sz="4" w:space="0"/>
           <w:bottom w:val="single" w:color="000000" w:themeColor="accent5" w:themeTint="90" w:sz="4" w:space="0"/>
-          <w:right w:val="none"/>
+          <w:right w:val="none" w:color="000000" w:sz="4" w:space="0"/>
         </w:tcBorders>
       </w:tcPr>
     </w:tblStylePr>
@@ -18873,12 +18866,12 @@
         <w:tblBorders/>
       </w:tblPr>
       <w:tcPr>
-        <w:shd w:color="ffffff"/>
+        <w:shd w:val="clear" w:color="ffffff"/>
         <w:tcBorders>
-          <w:top w:val="none"/>
+          <w:top w:val="none" w:color="000000" w:sz="4" w:space="0"/>
           <w:left w:val="single" w:color="000000" w:themeColor="accent5" w:themeTint="90" w:sz="4" w:space="0"/>
-          <w:bottom w:val="none"/>
-          <w:right w:val="none"/>
+          <w:bottom w:val="none" w:color="000000" w:sz="4" w:space="0"/>
+          <w:right w:val="none" w:color="000000" w:sz="4" w:space="0"/>
         </w:tcBorders>
       </w:tcPr>
     </w:tblStylePr>
@@ -18901,9 +18894,9 @@
         <w:shd w:val="clear" w:color="ffffff" w:themeColor="light1" w:fill="ffffff" w:themeFill="light1"/>
         <w:tcBorders>
           <w:top w:val="single" w:color="000000" w:themeColor="accent5" w:themeTint="90" w:sz="4" w:space="0"/>
-          <w:left w:val="none"/>
-          <w:bottom w:val="none"/>
-          <w:right w:val="none"/>
+          <w:left w:val="none" w:color="000000" w:sz="4" w:space="0"/>
+          <w:bottom w:val="none" w:color="000000" w:sz="4" w:space="0"/>
+          <w:right w:val="none" w:color="000000" w:sz="4" w:space="0"/>
         </w:tcBorders>
       </w:tcPr>
     </w:tblStylePr>
@@ -18973,9 +18966,9 @@
       </w:tcPr>
     </w:tblStylePr>
   </w:style>
-  <w:style w:type="table" w:styleId="67">
+  <w:style w:type="table" w:styleId="783">
     <w:name w:val="Grid Table 7 Colorful - Accent 6"/>
-    <w:basedOn w:val="11"/>
+    <w:basedOn w:val="727"/>
     <w:uiPriority w:val="99"/>
     <w:pPr>
       <w:pBdr/>
@@ -19077,11 +19070,11 @@
         <w:tblBorders/>
       </w:tblPr>
       <w:tcPr>
-        <w:shd w:color="ffffff"/>
+        <w:shd w:val="clear" w:color="ffffff"/>
         <w:tcBorders>
-          <w:top w:val="none"/>
-          <w:left w:val="none"/>
-          <w:bottom w:val="none"/>
+          <w:top w:val="none" w:color="000000" w:sz="4" w:space="0"/>
+          <w:left w:val="none" w:color="000000" w:sz="4" w:space="0"/>
+          <w:bottom w:val="none" w:color="000000" w:sz="4" w:space="0"/>
           <w:right w:val="single" w:color="000000" w:themeColor="accent6" w:themeTint="90" w:sz="4" w:space="0"/>
         </w:tcBorders>
       </w:tcPr>
@@ -19104,10 +19097,10 @@
       <w:tcPr>
         <w:shd w:val="clear" w:color="ffffff" w:themeColor="light1" w:fill="ffffff" w:themeFill="light1"/>
         <w:tcBorders>
-          <w:top w:val="none"/>
-          <w:left w:val="none"/>
+          <w:top w:val="none" w:color="000000" w:sz="4" w:space="0"/>
+          <w:left w:val="none" w:color="000000" w:sz="4" w:space="0"/>
           <w:bottom w:val="single" w:color="000000" w:themeColor="accent6" w:themeTint="90" w:sz="4" w:space="0"/>
-          <w:right w:val="none"/>
+          <w:right w:val="none" w:color="000000" w:sz="4" w:space="0"/>
         </w:tcBorders>
       </w:tcPr>
     </w:tblStylePr>
@@ -19127,12 +19120,12 @@
         <w:tblBorders/>
       </w:tblPr>
       <w:tcPr>
-        <w:shd w:color="ffffff"/>
+        <w:shd w:val="clear" w:color="ffffff"/>
         <w:tcBorders>
-          <w:top w:val="none"/>
+          <w:top w:val="none" w:color="000000" w:sz="4" w:space="0"/>
           <w:left w:val="single" w:color="000000" w:themeColor="accent6" w:themeTint="90" w:sz="4" w:space="0"/>
-          <w:bottom w:val="none"/>
-          <w:right w:val="none"/>
+          <w:bottom w:val="none" w:color="000000" w:sz="4" w:space="0"/>
+          <w:right w:val="none" w:color="000000" w:sz="4" w:space="0"/>
         </w:tcBorders>
       </w:tcPr>
     </w:tblStylePr>
@@ -19155,9 +19148,9 @@
         <w:shd w:val="clear" w:color="ffffff" w:themeColor="light1" w:fill="ffffff" w:themeFill="light1"/>
         <w:tcBorders>
           <w:top w:val="single" w:color="000000" w:themeColor="accent6" w:themeTint="90" w:sz="4" w:space="0"/>
-          <w:left w:val="none"/>
-          <w:bottom w:val="none"/>
-          <w:right w:val="none"/>
+          <w:left w:val="none" w:color="000000" w:sz="4" w:space="0"/>
+          <w:bottom w:val="none" w:color="000000" w:sz="4" w:space="0"/>
+          <w:right w:val="none" w:color="000000" w:sz="4" w:space="0"/>
         </w:tcBorders>
       </w:tcPr>
     </w:tblStylePr>
@@ -19227,9 +19220,9 @@
       </w:tcPr>
     </w:tblStylePr>
   </w:style>
-  <w:style w:type="table" w:styleId="68">
+  <w:style w:type="table" w:styleId="784">
     <w:name w:val="List Table 1 Light"/>
-    <w:basedOn w:val="11"/>
+    <w:basedOn w:val="727"/>
     <w:uiPriority w:val="99"/>
     <w:pPr>
       <w:pBdr/>
@@ -19443,9 +19436,9 @@
       </w:tcPr>
     </w:tblStylePr>
   </w:style>
-  <w:style w:type="table" w:styleId="69">
+  <w:style w:type="table" w:styleId="785">
     <w:name w:val="List Table 1 Light - Accent 1"/>
-    <w:basedOn w:val="11"/>
+    <w:basedOn w:val="727"/>
     <w:uiPriority w:val="99"/>
     <w:pPr>
       <w:pBdr/>
@@ -19659,9 +19652,9 @@
       </w:tcPr>
     </w:tblStylePr>
   </w:style>
-  <w:style w:type="table" w:styleId="70">
+  <w:style w:type="table" w:styleId="786">
     <w:name w:val="List Table 1 Light - Accent 2"/>
-    <w:basedOn w:val="11"/>
+    <w:basedOn w:val="727"/>
     <w:uiPriority w:val="99"/>
     <w:pPr>
       <w:pBdr/>
@@ -19875,9 +19868,9 @@
       </w:tcPr>
     </w:tblStylePr>
   </w:style>
-  <w:style w:type="table" w:styleId="71">
+  <w:style w:type="table" w:styleId="787">
     <w:name w:val="List Table 1 Light - Accent 3"/>
-    <w:basedOn w:val="11"/>
+    <w:basedOn w:val="727"/>
     <w:uiPriority w:val="99"/>
     <w:pPr>
       <w:pBdr/>
@@ -20091,9 +20084,9 @@
       </w:tcPr>
     </w:tblStylePr>
   </w:style>
-  <w:style w:type="table" w:styleId="72">
+  <w:style w:type="table" w:styleId="788">
     <w:name w:val="List Table 1 Light - Accent 4"/>
-    <w:basedOn w:val="11"/>
+    <w:basedOn w:val="727"/>
     <w:uiPriority w:val="99"/>
     <w:pPr>
       <w:pBdr/>
@@ -20307,9 +20300,9 @@
       </w:tcPr>
     </w:tblStylePr>
   </w:style>
-  <w:style w:type="table" w:styleId="73">
+  <w:style w:type="table" w:styleId="789">
     <w:name w:val="List Table 1 Light - Accent 5"/>
-    <w:basedOn w:val="11"/>
+    <w:basedOn w:val="727"/>
     <w:uiPriority w:val="99"/>
     <w:pPr>
       <w:pBdr/>
@@ -20523,9 +20516,9 @@
       </w:tcPr>
     </w:tblStylePr>
   </w:style>
-  <w:style w:type="table" w:styleId="74">
+  <w:style w:type="table" w:styleId="790">
     <w:name w:val="List Table 1 Light - Accent 6"/>
-    <w:basedOn w:val="11"/>
+    <w:basedOn w:val="727"/>
     <w:uiPriority w:val="99"/>
     <w:pPr>
       <w:pBdr/>
@@ -20739,9 +20732,9 @@
       </w:tcPr>
     </w:tblStylePr>
   </w:style>
-  <w:style w:type="table" w:styleId="75">
+  <w:style w:type="table" w:styleId="791">
     <w:name w:val="List Table 2"/>
-    <w:basedOn w:val="11"/>
+    <w:basedOn w:val="727"/>
     <w:uiPriority w:val="99"/>
     <w:pPr>
       <w:pBdr/>
@@ -20977,9 +20970,9 @@
       </w:tcPr>
     </w:tblStylePr>
   </w:style>
-  <w:style w:type="table" w:styleId="76">
+  <w:style w:type="table" w:styleId="792">
     <w:name w:val="List Table 2 - Accent 1"/>
-    <w:basedOn w:val="11"/>
+    <w:basedOn w:val="727"/>
     <w:uiPriority w:val="99"/>
     <w:pPr>
       <w:pBdr/>
@@ -21215,9 +21208,9 @@
       </w:tcPr>
     </w:tblStylePr>
   </w:style>
-  <w:style w:type="table" w:styleId="77">
+  <w:style w:type="table" w:styleId="793">
     <w:name w:val="List Table 2 - Accent 2"/>
-    <w:basedOn w:val="11"/>
+    <w:basedOn w:val="727"/>
     <w:uiPriority w:val="99"/>
     <w:pPr>
       <w:pBdr/>
@@ -21453,9 +21446,9 @@
       </w:tcPr>
     </w:tblStylePr>
   </w:style>
-  <w:style w:type="table" w:styleId="78">
+  <w:style w:type="table" w:styleId="794">
     <w:name w:val="List Table 2 - Accent 3"/>
-    <w:basedOn w:val="11"/>
+    <w:basedOn w:val="727"/>
     <w:uiPriority w:val="99"/>
     <w:pPr>
       <w:pBdr/>
@@ -21691,9 +21684,9 @@
       </w:tcPr>
     </w:tblStylePr>
   </w:style>
-  <w:style w:type="table" w:styleId="79">
+  <w:style w:type="table" w:styleId="795">
     <w:name w:val="List Table 2 - Accent 4"/>
-    <w:basedOn w:val="11"/>
+    <w:basedOn w:val="727"/>
     <w:uiPriority w:val="99"/>
     <w:pPr>
       <w:pBdr/>
@@ -21929,9 +21922,9 @@
       </w:tcPr>
     </w:tblStylePr>
   </w:style>
-  <w:style w:type="table" w:styleId="80">
+  <w:style w:type="table" w:styleId="796">
     <w:name w:val="List Table 2 - Accent 5"/>
-    <w:basedOn w:val="11"/>
+    <w:basedOn w:val="727"/>
     <w:uiPriority w:val="99"/>
     <w:pPr>
       <w:pBdr/>
@@ -22167,9 +22160,9 @@
       </w:tcPr>
     </w:tblStylePr>
   </w:style>
-  <w:style w:type="table" w:styleId="81">
+  <w:style w:type="table" w:styleId="797">
     <w:name w:val="List Table 2 - Accent 6"/>
-    <w:basedOn w:val="11"/>
+    <w:basedOn w:val="727"/>
     <w:uiPriority w:val="99"/>
     <w:pPr>
       <w:pBdr/>
@@ -22405,9 +22398,9 @@
       </w:tcPr>
     </w:tblStylePr>
   </w:style>
-  <w:style w:type="table" w:styleId="82">
+  <w:style w:type="table" w:styleId="798">
     <w:name w:val="List Table 3"/>
-    <w:basedOn w:val="11"/>
+    <w:basedOn w:val="727"/>
     <w:uiPriority w:val="99"/>
     <w:pPr>
       <w:pBdr/>
@@ -22633,9 +22626,9 @@
       </w:tcPr>
     </w:tblStylePr>
   </w:style>
-  <w:style w:type="table" w:styleId="83">
+  <w:style w:type="table" w:styleId="799">
     <w:name w:val="List Table 3 - Accent 1"/>
-    <w:basedOn w:val="11"/>
+    <w:basedOn w:val="727"/>
     <w:uiPriority w:val="99"/>
     <w:pPr>
       <w:pBdr/>
@@ -22861,9 +22854,9 @@
       </w:tcPr>
     </w:tblStylePr>
   </w:style>
-  <w:style w:type="table" w:styleId="84">
+  <w:style w:type="table" w:styleId="800">
     <w:name w:val="List Table 3 - Accent 2"/>
-    <w:basedOn w:val="11"/>
+    <w:basedOn w:val="727"/>
     <w:uiPriority w:val="99"/>
     <w:pPr>
       <w:pBdr/>
@@ -23089,9 +23082,9 @@
       </w:tcPr>
     </w:tblStylePr>
   </w:style>
-  <w:style w:type="table" w:styleId="85">
+  <w:style w:type="table" w:styleId="801">
     <w:name w:val="List Table 3 - Accent 3"/>
-    <w:basedOn w:val="11"/>
+    <w:basedOn w:val="727"/>
     <w:uiPriority w:val="99"/>
     <w:pPr>
       <w:pBdr/>
@@ -23317,9 +23310,9 @@
       </w:tcPr>
     </w:tblStylePr>
   </w:style>
-  <w:style w:type="table" w:styleId="86">
+  <w:style w:type="table" w:styleId="802">
     <w:name w:val="List Table 3 - Accent 4"/>
-    <w:basedOn w:val="11"/>
+    <w:basedOn w:val="727"/>
     <w:uiPriority w:val="99"/>
     <w:pPr>
       <w:pBdr/>
@@ -23545,9 +23538,9 @@
       </w:tcPr>
     </w:tblStylePr>
   </w:style>
-  <w:style w:type="table" w:styleId="87">
+  <w:style w:type="table" w:styleId="803">
     <w:name w:val="List Table 3 - Accent 5"/>
-    <w:basedOn w:val="11"/>
+    <w:basedOn w:val="727"/>
     <w:uiPriority w:val="99"/>
     <w:pPr>
       <w:pBdr/>
@@ -23773,9 +23766,9 @@
       </w:tcPr>
     </w:tblStylePr>
   </w:style>
-  <w:style w:type="table" w:styleId="88">
+  <w:style w:type="table" w:styleId="804">
     <w:name w:val="List Table 3 - Accent 6"/>
-    <w:basedOn w:val="11"/>
+    <w:basedOn w:val="727"/>
     <w:uiPriority w:val="99"/>
     <w:pPr>
       <w:pBdr/>
@@ -24001,9 +23994,9 @@
       </w:tcPr>
     </w:tblStylePr>
   </w:style>
-  <w:style w:type="table" w:styleId="89">
+  <w:style w:type="table" w:styleId="805">
     <w:name w:val="List Table 4"/>
-    <w:basedOn w:val="11"/>
+    <w:basedOn w:val="727"/>
     <w:uiPriority w:val="99"/>
     <w:pPr>
       <w:pBdr/>
@@ -24226,9 +24219,9 @@
       </w:tcPr>
     </w:tblStylePr>
   </w:style>
-  <w:style w:type="table" w:styleId="90">
+  <w:style w:type="table" w:styleId="806">
     <w:name w:val="List Table 4 - Accent 1"/>
-    <w:basedOn w:val="11"/>
+    <w:basedOn w:val="727"/>
     <w:uiPriority w:val="99"/>
     <w:pPr>
       <w:pBdr/>
@@ -24451,9 +24444,9 @@
       </w:tcPr>
     </w:tblStylePr>
   </w:style>
-  <w:style w:type="table" w:styleId="91">
+  <w:style w:type="table" w:styleId="807">
     <w:name w:val="List Table 4 - Accent 2"/>
-    <w:basedOn w:val="11"/>
+    <w:basedOn w:val="727"/>
     <w:uiPriority w:val="99"/>
     <w:pPr>
       <w:pBdr/>
@@ -24676,9 +24669,9 @@
       </w:tcPr>
     </w:tblStylePr>
   </w:style>
-  <w:style w:type="table" w:styleId="92">
+  <w:style w:type="table" w:styleId="808">
     <w:name w:val="List Table 4 - Accent 3"/>
-    <w:basedOn w:val="11"/>
+    <w:basedOn w:val="727"/>
     <w:uiPriority w:val="99"/>
     <w:pPr>
       <w:pBdr/>
@@ -24901,9 +24894,9 @@
       </w:tcPr>
     </w:tblStylePr>
   </w:style>
-  <w:style w:type="table" w:styleId="93">
+  <w:style w:type="table" w:styleId="809">
     <w:name w:val="List Table 4 - Accent 4"/>
-    <w:basedOn w:val="11"/>
+    <w:basedOn w:val="727"/>
     <w:uiPriority w:val="99"/>
     <w:pPr>
       <w:pBdr/>
@@ -25126,9 +25119,9 @@
       </w:tcPr>
     </w:tblStylePr>
   </w:style>
-  <w:style w:type="table" w:styleId="94">
+  <w:style w:type="table" w:styleId="810">
     <w:name w:val="List Table 4 - Accent 5"/>
-    <w:basedOn w:val="11"/>
+    <w:basedOn w:val="727"/>
     <w:uiPriority w:val="99"/>
     <w:pPr>
       <w:pBdr/>
@@ -25351,9 +25344,9 @@
       </w:tcPr>
     </w:tblStylePr>
   </w:style>
-  <w:style w:type="table" w:styleId="95">
+  <w:style w:type="table" w:styleId="811">
     <w:name w:val="List Table 4 - Accent 6"/>
-    <w:basedOn w:val="11"/>
+    <w:basedOn w:val="727"/>
     <w:uiPriority w:val="99"/>
     <w:pPr>
       <w:pBdr/>
@@ -25576,9 +25569,9 @@
       </w:tcPr>
     </w:tblStylePr>
   </w:style>
-  <w:style w:type="table" w:styleId="96">
+  <w:style w:type="table" w:styleId="812">
     <w:name w:val="List Table 5 Dark"/>
-    <w:basedOn w:val="11"/>
+    <w:basedOn w:val="727"/>
     <w:uiPriority w:val="99"/>
     <w:pPr>
       <w:pBdr/>
@@ -25818,9 +25811,9 @@
       </w:tcPr>
     </w:tblStylePr>
   </w:style>
-  <w:style w:type="table" w:styleId="97">
+  <w:style w:type="table" w:styleId="813">
     <w:name w:val="List Table 5 Dark - Accent 1"/>
-    <w:basedOn w:val="11"/>
+    <w:basedOn w:val="727"/>
     <w:uiPriority w:val="99"/>
     <w:pPr>
       <w:pBdr/>
@@ -26060,9 +26053,9 @@
       </w:tcPr>
     </w:tblStylePr>
   </w:style>
-  <w:style w:type="table" w:styleId="98">
+  <w:style w:type="table" w:styleId="814">
     <w:name w:val="List Table 5 Dark - Accent 2"/>
-    <w:basedOn w:val="11"/>
+    <w:basedOn w:val="727"/>
     <w:uiPriority w:val="99"/>
     <w:pPr>
       <w:pBdr/>
@@ -26302,9 +26295,9 @@
       </w:tcPr>
     </w:tblStylePr>
   </w:style>
-  <w:style w:type="table" w:styleId="99">
+  <w:style w:type="table" w:styleId="815">
     <w:name w:val="List Table 5 Dark - Accent 3"/>
-    <w:basedOn w:val="11"/>
+    <w:basedOn w:val="727"/>
     <w:uiPriority w:val="99"/>
     <w:pPr>
       <w:pBdr/>
@@ -26544,9 +26537,9 @@
       </w:tcPr>
     </w:tblStylePr>
   </w:style>
-  <w:style w:type="table" w:styleId="100">
+  <w:style w:type="table" w:styleId="816">
     <w:name w:val="List Table 5 Dark - Accent 4"/>
-    <w:basedOn w:val="11"/>
+    <w:basedOn w:val="727"/>
     <w:uiPriority w:val="99"/>
     <w:pPr>
       <w:pBdr/>
@@ -26786,9 +26779,9 @@
       </w:tcPr>
     </w:tblStylePr>
   </w:style>
-  <w:style w:type="table" w:styleId="101">
+  <w:style w:type="table" w:styleId="817">
     <w:name w:val="List Table 5 Dark - Accent 5"/>
-    <w:basedOn w:val="11"/>
+    <w:basedOn w:val="727"/>
     <w:uiPriority w:val="99"/>
     <w:pPr>
       <w:pBdr/>
@@ -27028,9 +27021,9 @@
       </w:tcPr>
     </w:tblStylePr>
   </w:style>
-  <w:style w:type="table" w:styleId="102">
+  <w:style w:type="table" w:styleId="818">
     <w:name w:val="List Table 5 Dark - Accent 6"/>
-    <w:basedOn w:val="11"/>
+    <w:basedOn w:val="727"/>
     <w:uiPriority w:val="99"/>
     <w:pPr>
       <w:pBdr/>
@@ -27270,9 +27263,9 @@
       </w:tcPr>
     </w:tblStylePr>
   </w:style>
-  <w:style w:type="table" w:styleId="103">
+  <w:style w:type="table" w:styleId="819">
     <w:name w:val="List Table 6 Colorful"/>
-    <w:basedOn w:val="11"/>
+    <w:basedOn w:val="727"/>
     <w:uiPriority w:val="99"/>
     <w:pPr>
       <w:pBdr/>
@@ -27493,9 +27486,9 @@
       </w:tcPr>
     </w:tblStylePr>
   </w:style>
-  <w:style w:type="table" w:styleId="104">
+  <w:style w:type="table" w:styleId="820">
     <w:name w:val="List Table 6 Colorful - Accent 1"/>
-    <w:basedOn w:val="11"/>
+    <w:basedOn w:val="727"/>
     <w:uiPriority w:val="99"/>
     <w:pPr>
       <w:pBdr/>
@@ -27716,9 +27709,9 @@
       </w:tcPr>
     </w:tblStylePr>
   </w:style>
-  <w:style w:type="table" w:styleId="105">
+  <w:style w:type="table" w:styleId="821">
     <w:name w:val="List Table 6 Colorful - Accent 2"/>
-    <w:basedOn w:val="11"/>
+    <w:basedOn w:val="727"/>
     <w:uiPriority w:val="99"/>
     <w:pPr>
       <w:pBdr/>
@@ -27939,9 +27932,9 @@
       </w:tcPr>
     </w:tblStylePr>
   </w:style>
-  <w:style w:type="table" w:styleId="106">
+  <w:style w:type="table" w:styleId="822">
     <w:name w:val="List Table 6 Colorful - Accent 3"/>
-    <w:basedOn w:val="11"/>
+    <w:basedOn w:val="727"/>
     <w:uiPriority w:val="99"/>
     <w:pPr>
       <w:pBdr/>
@@ -28162,9 +28155,9 @@
       </w:tcPr>
     </w:tblStylePr>
   </w:style>
-  <w:style w:type="table" w:styleId="107">
+  <w:style w:type="table" w:styleId="823">
     <w:name w:val="List Table 6 Colorful - Accent 4"/>
-    <w:basedOn w:val="11"/>
+    <w:basedOn w:val="727"/>
     <w:uiPriority w:val="99"/>
     <w:pPr>
       <w:pBdr/>
@@ -28385,9 +28378,9 @@
       </w:tcPr>
     </w:tblStylePr>
   </w:style>
-  <w:style w:type="table" w:styleId="108">
+  <w:style w:type="table" w:styleId="824">
     <w:name w:val="List Table 6 Colorful - Accent 5"/>
-    <w:basedOn w:val="11"/>
+    <w:basedOn w:val="727"/>
     <w:uiPriority w:val="99"/>
     <w:pPr>
       <w:pBdr/>
@@ -28608,9 +28601,9 @@
       </w:tcPr>
     </w:tblStylePr>
   </w:style>
-  <w:style w:type="table" w:styleId="109">
+  <w:style w:type="table" w:styleId="825">
     <w:name w:val="List Table 6 Colorful - Accent 6"/>
-    <w:basedOn w:val="11"/>
+    <w:basedOn w:val="727"/>
     <w:uiPriority w:val="99"/>
     <w:pPr>
       <w:pBdr/>
@@ -28831,9 +28824,9 @@
       </w:tcPr>
     </w:tblStylePr>
   </w:style>
-  <w:style w:type="table" w:styleId="110">
+  <w:style w:type="table" w:styleId="826">
     <w:name w:val="List Table 7 Colorful"/>
-    <w:basedOn w:val="11"/>
+    <w:basedOn w:val="727"/>
     <w:uiPriority w:val="99"/>
     <w:pPr>
       <w:pBdr/>
@@ -28932,11 +28925,11 @@
         <w:tblBorders/>
       </w:tblPr>
       <w:tcPr>
-        <w:shd w:color="ffffff"/>
+        <w:shd w:val="clear" w:color="ffffff"/>
         <w:tcBorders>
-          <w:top w:val="none"/>
-          <w:left w:val="none"/>
-          <w:bottom w:val="none"/>
+          <w:top w:val="none" w:color="000000" w:sz="4" w:space="0"/>
+          <w:left w:val="none" w:color="000000" w:sz="4" w:space="0"/>
+          <w:bottom w:val="none" w:color="000000" w:sz="4" w:space="0"/>
           <w:right w:val="single" w:color="000000" w:themeColor="text1" w:themeTint="80" w:sz="4" w:space="0"/>
         </w:tcBorders>
       </w:tcPr>
@@ -28959,10 +28952,10 @@
       <w:tcPr>
         <w:shd w:val="clear" w:color="ffffff" w:themeColor="light1" w:fill="ffffff" w:themeFill="light1"/>
         <w:tcBorders>
-          <w:top w:val="none"/>
-          <w:left w:val="none"/>
+          <w:top w:val="none" w:color="000000" w:sz="4" w:space="0"/>
+          <w:left w:val="none" w:color="000000" w:sz="4" w:space="0"/>
           <w:bottom w:val="single" w:color="000000" w:themeColor="text1" w:themeTint="80" w:sz="4" w:space="0"/>
-          <w:right w:val="none"/>
+          <w:right w:val="none" w:color="000000" w:sz="4" w:space="0"/>
         </w:tcBorders>
       </w:tcPr>
     </w:tblStylePr>
@@ -28982,12 +28975,12 @@
         <w:tblBorders/>
       </w:tblPr>
       <w:tcPr>
-        <w:shd w:color="ffffff"/>
+        <w:shd w:val="clear" w:color="ffffff"/>
         <w:tcBorders>
-          <w:top w:val="none"/>
+          <w:top w:val="none" w:color="000000" w:sz="4" w:space="0"/>
           <w:left w:val="single" w:color="000000" w:themeColor="text1" w:themeTint="80" w:sz="4" w:space="0"/>
-          <w:bottom w:val="none"/>
-          <w:right w:val="none"/>
+          <w:bottom w:val="none" w:color="000000" w:sz="4" w:space="0"/>
+          <w:right w:val="none" w:color="000000" w:sz="4" w:space="0"/>
         </w:tcBorders>
       </w:tcPr>
     </w:tblStylePr>
@@ -29010,9 +29003,9 @@
         <w:shd w:val="clear" w:color="ffffff" w:themeColor="light1" w:fill="ffffff" w:themeFill="light1"/>
         <w:tcBorders>
           <w:top w:val="single" w:color="000000" w:themeColor="text1" w:themeTint="80" w:sz="4" w:space="0"/>
-          <w:left w:val="none"/>
-          <w:bottom w:val="none"/>
-          <w:right w:val="none"/>
+          <w:left w:val="none" w:color="000000" w:sz="4" w:space="0"/>
+          <w:bottom w:val="none" w:color="000000" w:sz="4" w:space="0"/>
+          <w:right w:val="none" w:color="000000" w:sz="4" w:space="0"/>
         </w:tcBorders>
       </w:tcPr>
     </w:tblStylePr>
@@ -29087,9 +29080,9 @@
       </w:tcPr>
     </w:tblStylePr>
   </w:style>
-  <w:style w:type="table" w:styleId="111">
+  <w:style w:type="table" w:styleId="827">
     <w:name w:val="List Table 7 Colorful - Accent 1"/>
-    <w:basedOn w:val="11"/>
+    <w:basedOn w:val="727"/>
     <w:uiPriority w:val="99"/>
     <w:pPr>
       <w:pBdr/>
@@ -29188,11 +29181,11 @@
         <w:tblBorders/>
       </w:tblPr>
       <w:tcPr>
-        <w:shd w:color="ffffff"/>
+        <w:shd w:val="clear" w:color="ffffff"/>
         <w:tcBorders>
-          <w:top w:val="none"/>
-          <w:left w:val="none"/>
-          <w:bottom w:val="none"/>
+          <w:top w:val="none" w:color="000000" w:sz="4" w:space="0"/>
+          <w:left w:val="none" w:color="000000" w:sz="4" w:space="0"/>
+          <w:bottom w:val="none" w:color="000000" w:sz="4" w:space="0"/>
           <w:right w:val="single" w:color="000000" w:themeColor="accent1" w:sz="4" w:space="0"/>
         </w:tcBorders>
       </w:tcPr>
@@ -29215,10 +29208,10 @@
       <w:tcPr>
         <w:shd w:val="clear" w:color="ffffff" w:themeColor="light1" w:fill="ffffff" w:themeFill="light1"/>
         <w:tcBorders>
-          <w:top w:val="none"/>
-          <w:left w:val="none"/>
+          <w:top w:val="none" w:color="000000" w:sz="4" w:space="0"/>
+          <w:left w:val="none" w:color="000000" w:sz="4" w:space="0"/>
           <w:bottom w:val="single" w:color="000000" w:themeColor="accent1" w:sz="4" w:space="0"/>
-          <w:right w:val="none"/>
+          <w:right w:val="none" w:color="000000" w:sz="4" w:space="0"/>
         </w:tcBorders>
       </w:tcPr>
     </w:tblStylePr>
@@ -29238,12 +29231,12 @@
         <w:tblBorders/>
       </w:tblPr>
       <w:tcPr>
-        <w:shd w:color="ffffff"/>
+        <w:shd w:val="clear" w:color="ffffff"/>
         <w:tcBorders>
-          <w:top w:val="none"/>
+          <w:top w:val="none" w:color="000000" w:sz="4" w:space="0"/>
           <w:left w:val="single" w:color="000000" w:themeColor="accent1" w:sz="4" w:space="0"/>
-          <w:bottom w:val="none"/>
-          <w:right w:val="none"/>
+          <w:bottom w:val="none" w:color="000000" w:sz="4" w:space="0"/>
+          <w:right w:val="none" w:color="000000" w:sz="4" w:space="0"/>
         </w:tcBorders>
       </w:tcPr>
     </w:tblStylePr>
@@ -29266,9 +29259,9 @@
         <w:shd w:val="clear" w:color="ffffff" w:themeColor="light1" w:fill="ffffff" w:themeFill="light1"/>
         <w:tcBorders>
           <w:top w:val="single" w:color="000000" w:themeColor="accent1" w:sz="4" w:space="0"/>
-          <w:left w:val="none"/>
-          <w:bottom w:val="none"/>
-          <w:right w:val="none"/>
+          <w:left w:val="none" w:color="000000" w:sz="4" w:space="0"/>
+          <w:bottom w:val="none" w:color="000000" w:sz="4" w:space="0"/>
+          <w:right w:val="none" w:color="000000" w:sz="4" w:space="0"/>
         </w:tcBorders>
       </w:tcPr>
     </w:tblStylePr>
@@ -29343,9 +29336,9 @@
       </w:tcPr>
     </w:tblStylePr>
   </w:style>
-  <w:style w:type="table" w:styleId="112">
+  <w:style w:type="table" w:styleId="828">
     <w:name w:val="List Table 7 Colorful - Accent 2"/>
-    <w:basedOn w:val="11"/>
+    <w:basedOn w:val="727"/>
     <w:uiPriority w:val="99"/>
     <w:pPr>
       <w:pBdr/>
@@ -29444,11 +29437,11 @@
         <w:tblBorders/>
       </w:tblPr>
       <w:tcPr>
-        <w:shd w:color="ffffff"/>
+        <w:shd w:val="clear" w:color="ffffff"/>
         <w:tcBorders>
-          <w:top w:val="none"/>
-          <w:left w:val="none"/>
-          <w:bottom w:val="none"/>
+          <w:top w:val="none" w:color="000000" w:sz="4" w:space="0"/>
+          <w:left w:val="none" w:color="000000" w:sz="4" w:space="0"/>
+          <w:bottom w:val="none" w:color="000000" w:sz="4" w:space="0"/>
           <w:right w:val="single" w:color="000000" w:themeColor="accent2" w:themeTint="97" w:sz="4" w:space="0"/>
         </w:tcBorders>
       </w:tcPr>
@@ -29471,10 +29464,10 @@
       <w:tcPr>
         <w:shd w:val="clear" w:color="ffffff" w:themeColor="light1" w:fill="ffffff" w:themeFill="light1"/>
         <w:tcBorders>
-          <w:top w:val="none"/>
-          <w:left w:val="none"/>
+          <w:top w:val="none" w:color="000000" w:sz="4" w:space="0"/>
+          <w:left w:val="none" w:color="000000" w:sz="4" w:space="0"/>
           <w:bottom w:val="single" w:color="000000" w:themeColor="accent2" w:themeTint="97" w:sz="4" w:space="0"/>
-          <w:right w:val="none"/>
+          <w:right w:val="none" w:color="000000" w:sz="4" w:space="0"/>
         </w:tcBorders>
       </w:tcPr>
     </w:tblStylePr>
@@ -29494,12 +29487,12 @@
         <w:tblBorders/>
       </w:tblPr>
       <w:tcPr>
-        <w:shd w:color="ffffff"/>
+        <w:shd w:val="clear" w:color="ffffff"/>
         <w:tcBorders>
-          <w:top w:val="none"/>
+          <w:top w:val="none" w:color="000000" w:sz="4" w:space="0"/>
           <w:left w:val="single" w:color="000000" w:themeColor="accent2" w:themeTint="97" w:sz="4" w:space="0"/>
-          <w:bottom w:val="none"/>
-          <w:right w:val="none"/>
+          <w:bottom w:val="none" w:color="000000" w:sz="4" w:space="0"/>
+          <w:right w:val="none" w:color="000000" w:sz="4" w:space="0"/>
         </w:tcBorders>
       </w:tcPr>
     </w:tblStylePr>
@@ -29522,9 +29515,9 @@
         <w:shd w:val="clear" w:color="ffffff" w:themeColor="light1" w:fill="ffffff" w:themeFill="light1"/>
         <w:tcBorders>
           <w:top w:val="single" w:color="000000" w:themeColor="accent2" w:themeTint="97" w:sz="4" w:space="0"/>
-          <w:left w:val="none"/>
-          <w:bottom w:val="none"/>
-          <w:right w:val="none"/>
+          <w:left w:val="none" w:color="000000" w:sz="4" w:space="0"/>
+          <w:bottom w:val="none" w:color="000000" w:sz="4" w:space="0"/>
+          <w:right w:val="none" w:color="000000" w:sz="4" w:space="0"/>
         </w:tcBorders>
       </w:tcPr>
     </w:tblStylePr>
@@ -29599,9 +29592,9 @@
       </w:tcPr>
     </w:tblStylePr>
   </w:style>
-  <w:style w:type="table" w:styleId="113">
+  <w:style w:type="table" w:styleId="829">
     <w:name w:val="List Table 7 Colorful - Accent 3"/>
-    <w:basedOn w:val="11"/>
+    <w:basedOn w:val="727"/>
     <w:uiPriority w:val="99"/>
     <w:pPr>
       <w:pBdr/>
@@ -29700,11 +29693,11 @@
         <w:tblBorders/>
       </w:tblPr>
       <w:tcPr>
-        <w:shd w:color="ffffff"/>
+        <w:shd w:val="clear" w:color="ffffff"/>
         <w:tcBorders>
-          <w:top w:val="none"/>
-          <w:left w:val="none"/>
-          <w:bottom w:val="none"/>
+          <w:top w:val="none" w:color="000000" w:sz="4" w:space="0"/>
+          <w:left w:val="none" w:color="000000" w:sz="4" w:space="0"/>
+          <w:bottom w:val="none" w:color="000000" w:sz="4" w:space="0"/>
           <w:right w:val="single" w:color="000000" w:themeColor="accent3" w:themeTint="98" w:sz="4" w:space="0"/>
         </w:tcBorders>
       </w:tcPr>
@@ -29727,10 +29720,10 @@
       <w:tcPr>
         <w:shd w:val="clear" w:color="ffffff" w:themeColor="light1" w:fill="ffffff" w:themeFill="light1"/>
         <w:tcBorders>
-          <w:top w:val="none"/>
-          <w:left w:val="none"/>
+          <w:top w:val="none" w:color="000000" w:sz="4" w:space="0"/>
+          <w:left w:val="none" w:color="000000" w:sz="4" w:space="0"/>
           <w:bottom w:val="single" w:color="000000" w:themeColor="accent3" w:themeTint="98" w:sz="4" w:space="0"/>
-          <w:right w:val="none"/>
+          <w:right w:val="none" w:color="000000" w:sz="4" w:space="0"/>
         </w:tcBorders>
       </w:tcPr>
     </w:tblStylePr>
@@ -29750,12 +29743,12 @@
         <w:tblBorders/>
       </w:tblPr>
       <w:tcPr>
-        <w:shd w:color="ffffff"/>
+        <w:shd w:val="clear" w:color="ffffff"/>
         <w:tcBorders>
-          <w:top w:val="none"/>
+          <w:top w:val="none" w:color="000000" w:sz="4" w:space="0"/>
           <w:left w:val="single" w:color="000000" w:themeColor="accent3" w:themeTint="98" w:sz="4" w:space="0"/>
-          <w:bottom w:val="none"/>
-          <w:right w:val="none"/>
+          <w:bottom w:val="none" w:color="000000" w:sz="4" w:space="0"/>
+          <w:right w:val="none" w:color="000000" w:sz="4" w:space="0"/>
         </w:tcBorders>
       </w:tcPr>
     </w:tblStylePr>
@@ -29778,9 +29771,9 @@
         <w:shd w:val="clear" w:color="ffffff" w:themeColor="light1" w:fill="ffffff" w:themeFill="light1"/>
         <w:tcBorders>
           <w:top w:val="single" w:color="000000" w:themeColor="accent3" w:themeTint="98" w:sz="4" w:space="0"/>
-          <w:left w:val="none"/>
-          <w:bottom w:val="none"/>
-          <w:right w:val="none"/>
+          <w:left w:val="none" w:color="000000" w:sz="4" w:space="0"/>
+          <w:bottom w:val="none" w:color="000000" w:sz="4" w:space="0"/>
+          <w:right w:val="none" w:color="000000" w:sz="4" w:space="0"/>
         </w:tcBorders>
       </w:tcPr>
     </w:tblStylePr>
@@ -29855,9 +29848,9 @@
       </w:tcPr>
     </w:tblStylePr>
   </w:style>
-  <w:style w:type="table" w:styleId="114">
+  <w:style w:type="table" w:styleId="830">
     <w:name w:val="List Table 7 Colorful - Accent 4"/>
-    <w:basedOn w:val="11"/>
+    <w:basedOn w:val="727"/>
     <w:uiPriority w:val="99"/>
     <w:pPr>
       <w:pBdr/>
@@ -29956,11 +29949,11 @@
         <w:tblBorders/>
       </w:tblPr>
       <w:tcPr>
-        <w:shd w:color="ffffff"/>
+        <w:shd w:val="clear" w:color="ffffff"/>
         <w:tcBorders>
-          <w:top w:val="none"/>
-          <w:left w:val="none"/>
-          <w:bottom w:val="none"/>
+          <w:top w:val="none" w:color="000000" w:sz="4" w:space="0"/>
+          <w:left w:val="none" w:color="000000" w:sz="4" w:space="0"/>
+          <w:bottom w:val="none" w:color="000000" w:sz="4" w:space="0"/>
           <w:right w:val="single" w:color="000000" w:themeColor="accent4" w:themeTint="9A" w:sz="4" w:space="0"/>
         </w:tcBorders>
       </w:tcPr>
@@ -29983,10 +29976,10 @@
       <w:tcPr>
         <w:shd w:val="clear" w:color="ffffff" w:themeColor="light1" w:fill="ffffff" w:themeFill="light1"/>
         <w:tcBorders>
-          <w:top w:val="none"/>
-          <w:left w:val="none"/>
+          <w:top w:val="none" w:color="000000" w:sz="4" w:space="0"/>
+          <w:left w:val="none" w:color="000000" w:sz="4" w:space="0"/>
           <w:bottom w:val="single" w:color="000000" w:themeColor="accent4" w:themeTint="9A" w:sz="4" w:space="0"/>
-          <w:right w:val="none"/>
+          <w:right w:val="none" w:color="000000" w:sz="4" w:space="0"/>
         </w:tcBorders>
       </w:tcPr>
     </w:tblStylePr>
@@ -30006,12 +29999,12 @@
         <w:tblBorders/>
       </w:tblPr>
       <w:tcPr>
-        <w:shd w:color="ffffff"/>
+        <w:shd w:val="clear" w:color="ffffff"/>
         <w:tcBorders>
-          <w:top w:val="none"/>
+          <w:top w:val="none" w:color="000000" w:sz="4" w:space="0"/>
           <w:left w:val="single" w:color="000000" w:themeColor="accent4" w:themeTint="9A" w:sz="4" w:space="0"/>
-          <w:bottom w:val="none"/>
-          <w:right w:val="none"/>
+          <w:bottom w:val="none" w:color="000000" w:sz="4" w:space="0"/>
+          <w:right w:val="none" w:color="000000" w:sz="4" w:space="0"/>
         </w:tcBorders>
       </w:tcPr>
     </w:tblStylePr>
@@ -30034,9 +30027,9 @@
         <w:shd w:val="clear" w:color="ffffff" w:themeColor="light1" w:fill="ffffff" w:themeFill="light1"/>
         <w:tcBorders>
           <w:top w:val="single" w:color="000000" w:themeColor="accent4" w:themeTint="9A" w:sz="4" w:space="0"/>
-          <w:left w:val="none"/>
-          <w:bottom w:val="none"/>
-          <w:right w:val="none"/>
+          <w:left w:val="none" w:color="000000" w:sz="4" w:space="0"/>
+          <w:bottom w:val="none" w:color="000000" w:sz="4" w:space="0"/>
+          <w:right w:val="none" w:color="000000" w:sz="4" w:space="0"/>
         </w:tcBorders>
       </w:tcPr>
     </w:tblStylePr>
@@ -30111,9 +30104,9 @@
       </w:tcPr>
     </w:tblStylePr>
   </w:style>
-  <w:style w:type="table" w:styleId="115">
+  <w:style w:type="table" w:styleId="831">
     <w:name w:val="List Table 7 Colorful - Accent 5"/>
-    <w:basedOn w:val="11"/>
+    <w:basedOn w:val="727"/>
     <w:uiPriority w:val="99"/>
     <w:pPr>
       <w:pBdr/>
@@ -30212,11 +30205,11 @@
         <w:tblBorders/>
       </w:tblPr>
       <w:tcPr>
-        <w:shd w:color="ffffff"/>
+        <w:shd w:val="clear" w:color="ffffff"/>
         <w:tcBorders>
-          <w:top w:val="none"/>
-          <w:left w:val="none"/>
-          <w:bottom w:val="none"/>
+          <w:top w:val="none" w:color="000000" w:sz="4" w:space="0"/>
+          <w:left w:val="none" w:color="000000" w:sz="4" w:space="0"/>
+          <w:bottom w:val="none" w:color="000000" w:sz="4" w:space="0"/>
           <w:right w:val="single" w:color="000000" w:themeColor="accent5" w:themeTint="9A" w:sz="4" w:space="0"/>
         </w:tcBorders>
       </w:tcPr>
@@ -30239,10 +30232,10 @@
       <w:tcPr>
         <w:shd w:val="clear" w:color="ffffff" w:themeColor="light1" w:fill="ffffff" w:themeFill="light1"/>
         <w:tcBorders>
-          <w:top w:val="none"/>
-          <w:left w:val="none"/>
+          <w:top w:val="none" w:color="000000" w:sz="4" w:space="0"/>
+          <w:left w:val="none" w:color="000000" w:sz="4" w:space="0"/>
           <w:bottom w:val="single" w:color="000000" w:themeColor="accent5" w:themeTint="9A" w:sz="4" w:space="0"/>
-          <w:right w:val="none"/>
+          <w:right w:val="none" w:color="000000" w:sz="4" w:space="0"/>
         </w:tcBorders>
       </w:tcPr>
     </w:tblStylePr>
@@ -30262,12 +30255,12 @@
         <w:tblBorders/>
       </w:tblPr>
       <w:tcPr>
-        <w:shd w:color="ffffff"/>
+        <w:shd w:val="clear" w:color="ffffff"/>
         <w:tcBorders>
-          <w:top w:val="none"/>
+          <w:top w:val="none" w:color="000000" w:sz="4" w:space="0"/>
           <w:left w:val="single" w:color="000000" w:themeColor="accent5" w:themeTint="9A" w:sz="4" w:space="0"/>
-          <w:bottom w:val="none"/>
-          <w:right w:val="none"/>
+          <w:bottom w:val="none" w:color="000000" w:sz="4" w:space="0"/>
+          <w:right w:val="none" w:color="000000" w:sz="4" w:space="0"/>
         </w:tcBorders>
       </w:tcPr>
     </w:tblStylePr>
@@ -30290,9 +30283,9 @@
         <w:shd w:val="clear" w:color="ffffff" w:themeColor="light1" w:fill="ffffff" w:themeFill="light1"/>
         <w:tcBorders>
           <w:top w:val="single" w:color="000000" w:themeColor="accent5" w:themeTint="9A" w:sz="4" w:space="0"/>
-          <w:left w:val="none"/>
-          <w:bottom w:val="none"/>
-          <w:right w:val="none"/>
+          <w:left w:val="none" w:color="000000" w:sz="4" w:space="0"/>
+          <w:bottom w:val="none" w:color="000000" w:sz="4" w:space="0"/>
+          <w:right w:val="none" w:color="000000" w:sz="4" w:space="0"/>
         </w:tcBorders>
       </w:tcPr>
     </w:tblStylePr>
@@ -30367,9 +30360,9 @@
       </w:tcPr>
     </w:tblStylePr>
   </w:style>
-  <w:style w:type="table" w:styleId="116">
+  <w:style w:type="table" w:styleId="832">
     <w:name w:val="List Table 7 Colorful - Accent 6"/>
-    <w:basedOn w:val="11"/>
+    <w:basedOn w:val="727"/>
     <w:uiPriority w:val="99"/>
     <w:pPr>
       <w:pBdr/>
@@ -30468,11 +30461,11 @@
         <w:tblBorders/>
       </w:tblPr>
       <w:tcPr>
-        <w:shd w:color="ffffff"/>
+        <w:shd w:val="clear" w:color="ffffff"/>
         <w:tcBorders>
-          <w:top w:val="none"/>
-          <w:left w:val="none"/>
-          <w:bottom w:val="none"/>
+          <w:top w:val="none" w:color="000000" w:sz="4" w:space="0"/>
+          <w:left w:val="none" w:color="000000" w:sz="4" w:space="0"/>
+          <w:bottom w:val="none" w:color="000000" w:sz="4" w:space="0"/>
           <w:right w:val="single" w:color="000000" w:themeColor="accent6" w:themeTint="98" w:sz="4" w:space="0"/>
         </w:tcBorders>
       </w:tcPr>
@@ -30495,10 +30488,10 @@
       <w:tcPr>
         <w:shd w:val="clear" w:color="ffffff" w:themeColor="light1" w:fill="ffffff" w:themeFill="light1"/>
         <w:tcBorders>
-          <w:top w:val="none"/>
-          <w:left w:val="none"/>
+          <w:top w:val="none" w:color="000000" w:sz="4" w:space="0"/>
+          <w:left w:val="none" w:color="000000" w:sz="4" w:space="0"/>
           <w:bottom w:val="single" w:color="000000" w:themeColor="accent6" w:themeTint="98" w:sz="4" w:space="0"/>
-          <w:right w:val="none"/>
+          <w:right w:val="none" w:color="000000" w:sz="4" w:space="0"/>
         </w:tcBorders>
       </w:tcPr>
     </w:tblStylePr>
@@ -30518,12 +30511,12 @@
         <w:tblBorders/>
       </w:tblPr>
       <w:tcPr>
-        <w:shd w:color="ffffff"/>
+        <w:shd w:val="clear" w:color="ffffff"/>
         <w:tcBorders>
-          <w:top w:val="none"/>
+          <w:top w:val="none" w:color="000000" w:sz="4" w:space="0"/>
           <w:left w:val="single" w:color="000000" w:themeColor="accent6" w:themeTint="98" w:sz="4" w:space="0"/>
-          <w:bottom w:val="none"/>
-          <w:right w:val="none"/>
+          <w:bottom w:val="none" w:color="000000" w:sz="4" w:space="0"/>
+          <w:right w:val="none" w:color="000000" w:sz="4" w:space="0"/>
         </w:tcBorders>
       </w:tcPr>
     </w:tblStylePr>
@@ -30546,9 +30539,9 @@
         <w:shd w:val="clear" w:color="ffffff" w:themeColor="light1" w:fill="ffffff" w:themeFill="light1"/>
         <w:tcBorders>
           <w:top w:val="single" w:color="000000" w:themeColor="accent6" w:themeTint="98" w:sz="4" w:space="0"/>
-          <w:left w:val="none"/>
-          <w:bottom w:val="none"/>
-          <w:right w:val="none"/>
+          <w:left w:val="none" w:color="000000" w:sz="4" w:space="0"/>
+          <w:bottom w:val="none" w:color="000000" w:sz="4" w:space="0"/>
+          <w:right w:val="none" w:color="000000" w:sz="4" w:space="0"/>
         </w:tcBorders>
       </w:tcPr>
     </w:tblStylePr>
@@ -30623,9 +30616,9 @@
       </w:tcPr>
     </w:tblStylePr>
   </w:style>
-  <w:style w:type="table" w:styleId="117">
+  <w:style w:type="table" w:styleId="833">
     <w:name w:val="Lined - Accent"/>
-    <w:basedOn w:val="11"/>
+    <w:basedOn w:val="727"/>
     <w:uiPriority w:val="99"/>
     <w:pPr>
       <w:pBdr/>
@@ -30860,9 +30853,9 @@
       </w:tcPr>
     </w:tblStylePr>
   </w:style>
-  <w:style w:type="table" w:styleId="118">
+  <w:style w:type="table" w:styleId="834">
     <w:name w:val="Lined - Accent 1"/>
-    <w:basedOn w:val="11"/>
+    <w:basedOn w:val="727"/>
     <w:uiPriority w:val="99"/>
     <w:pPr>
       <w:pBdr/>
@@ -31097,9 +31090,9 @@
       </w:tcPr>
     </w:tblStylePr>
   </w:style>
-  <w:style w:type="table" w:styleId="119">
+  <w:style w:type="table" w:styleId="835">
     <w:name w:val="Lined - Accent 2"/>
-    <w:basedOn w:val="11"/>
+    <w:basedOn w:val="727"/>
     <w:uiPriority w:val="99"/>
     <w:pPr>
       <w:pBdr/>
@@ -31334,9 +31327,9 @@
       </w:tcPr>
     </w:tblStylePr>
   </w:style>
-  <w:style w:type="table" w:styleId="120">
+  <w:style w:type="table" w:styleId="836">
     <w:name w:val="Lined - Accent 3"/>
-    <w:basedOn w:val="11"/>
+    <w:basedOn w:val="727"/>
     <w:uiPriority w:val="99"/>
     <w:pPr>
       <w:pBdr/>
@@ -31571,9 +31564,9 @@
       </w:tcPr>
     </w:tblStylePr>
   </w:style>
-  <w:style w:type="table" w:styleId="121">
+  <w:style w:type="table" w:styleId="837">
     <w:name w:val="Lined - Accent 4"/>
-    <w:basedOn w:val="11"/>
+    <w:basedOn w:val="727"/>
     <w:uiPriority w:val="99"/>
     <w:pPr>
       <w:pBdr/>
@@ -31808,9 +31801,9 @@
       </w:tcPr>
     </w:tblStylePr>
   </w:style>
-  <w:style w:type="table" w:styleId="122">
+  <w:style w:type="table" w:styleId="838">
     <w:name w:val="Lined - Accent 5"/>
-    <w:basedOn w:val="11"/>
+    <w:basedOn w:val="727"/>
     <w:uiPriority w:val="99"/>
     <w:pPr>
       <w:pBdr/>
@@ -32045,9 +32038,9 @@
       </w:tcPr>
     </w:tblStylePr>
   </w:style>
-  <w:style w:type="table" w:styleId="123">
+  <w:style w:type="table" w:styleId="839">
     <w:name w:val="Lined - Accent 6"/>
-    <w:basedOn w:val="11"/>
+    <w:basedOn w:val="727"/>
     <w:uiPriority w:val="99"/>
     <w:pPr>
       <w:pBdr/>
@@ -32282,9 +32275,9 @@
       </w:tcPr>
     </w:tblStylePr>
   </w:style>
-  <w:style w:type="table" w:styleId="124">
+  <w:style w:type="table" w:styleId="840">
     <w:name w:val="Bordered &amp; Lined - Accent"/>
-    <w:basedOn w:val="11"/>
+    <w:basedOn w:val="727"/>
     <w:uiPriority w:val="99"/>
     <w:pPr>
       <w:pBdr/>
@@ -32526,9 +32519,9 @@
       </w:tcPr>
     </w:tblStylePr>
   </w:style>
-  <w:style w:type="table" w:styleId="125">
+  <w:style w:type="table" w:styleId="841">
     <w:name w:val="Bordered &amp; Lined - Accent 1"/>
-    <w:basedOn w:val="11"/>
+    <w:basedOn w:val="727"/>
     <w:uiPriority w:val="99"/>
     <w:pPr>
       <w:pBdr/>
@@ -32770,9 +32763,9 @@
       </w:tcPr>
     </w:tblStylePr>
   </w:style>
-  <w:style w:type="table" w:styleId="126">
+  <w:style w:type="table" w:styleId="842">
     <w:name w:val="Bordered &amp; Lined - Accent 2"/>
-    <w:basedOn w:val="11"/>
+    <w:basedOn w:val="727"/>
     <w:uiPriority w:val="99"/>
     <w:pPr>
       <w:pBdr/>
@@ -33014,9 +33007,9 @@
       </w:tcPr>
     </w:tblStylePr>
   </w:style>
-  <w:style w:type="table" w:styleId="127">
+  <w:style w:type="table" w:styleId="843">
     <w:name w:val="Bordered &amp; Lined - Accent 3"/>
-    <w:basedOn w:val="11"/>
+    <w:basedOn w:val="727"/>
     <w:uiPriority w:val="99"/>
     <w:pPr>
       <w:pBdr/>
@@ -33258,9 +33251,9 @@
       </w:tcPr>
     </w:tblStylePr>
   </w:style>
-  <w:style w:type="table" w:styleId="128">
+  <w:style w:type="table" w:styleId="844">
     <w:name w:val="Bordered &amp; Lined - Accent 4"/>
-    <w:basedOn w:val="11"/>
+    <w:basedOn w:val="727"/>
     <w:uiPriority w:val="99"/>
     <w:pPr>
       <w:pBdr/>
@@ -33502,9 +33495,9 @@
       </w:tcPr>
     </w:tblStylePr>
   </w:style>
-  <w:style w:type="table" w:styleId="129">
+  <w:style w:type="table" w:styleId="845">
     <w:name w:val="Bordered &amp; Lined - Accent 5"/>
-    <w:basedOn w:val="11"/>
+    <w:basedOn w:val="727"/>
     <w:uiPriority w:val="99"/>
     <w:pPr>
       <w:pBdr/>
@@ -33746,9 +33739,9 @@
       </w:tcPr>
     </w:tblStylePr>
   </w:style>
-  <w:style w:type="table" w:styleId="130">
+  <w:style w:type="table" w:styleId="846">
     <w:name w:val="Bordered &amp; Lined - Accent 6"/>
-    <w:basedOn w:val="11"/>
+    <w:basedOn w:val="727"/>
     <w:uiPriority w:val="99"/>
     <w:pPr>
       <w:pBdr/>
@@ -33990,9 +33983,9 @@
       </w:tcPr>
     </w:tblStylePr>
   </w:style>
-  <w:style w:type="table" w:styleId="131">
+  <w:style w:type="table" w:styleId="847">
     <w:name w:val="Bordered"/>
-    <w:basedOn w:val="11"/>
+    <w:basedOn w:val="727"/>
     <w:uiPriority w:val="99"/>
     <w:pPr>
       <w:pBdr/>
@@ -34221,9 +34214,9 @@
       </w:tcPr>
     </w:tblStylePr>
   </w:style>
-  <w:style w:type="table" w:styleId="132">
+  <w:style w:type="table" w:styleId="848">
     <w:name w:val="Bordered - Accent 1"/>
-    <w:basedOn w:val="11"/>
+    <w:basedOn w:val="727"/>
     <w:uiPriority w:val="99"/>
     <w:pPr>
       <w:pBdr/>
@@ -34452,9 +34445,9 @@
       </w:tcPr>
     </w:tblStylePr>
   </w:style>
-  <w:style w:type="table" w:styleId="133">
+  <w:style w:type="table" w:styleId="849">
     <w:name w:val="Bordered - Accent 2"/>
-    <w:basedOn w:val="11"/>
+    <w:basedOn w:val="727"/>
     <w:uiPriority w:val="99"/>
     <w:pPr>
       <w:pBdr/>
@@ -34683,9 +34676,9 @@
       </w:tcPr>
     </w:tblStylePr>
   </w:style>
-  <w:style w:type="table" w:styleId="134">
+  <w:style w:type="table" w:styleId="850">
     <w:name w:val="Bordered - Accent 3"/>
-    <w:basedOn w:val="11"/>
+    <w:basedOn w:val="727"/>
     <w:uiPriority w:val="99"/>
     <w:pPr>
       <w:pBdr/>
@@ -34914,9 +34907,9 @@
       </w:tcPr>
     </w:tblStylePr>
   </w:style>
-  <w:style w:type="table" w:styleId="135">
+  <w:style w:type="table" w:styleId="851">
     <w:name w:val="Bordered - Accent 4"/>
-    <w:basedOn w:val="11"/>
+    <w:basedOn w:val="727"/>
     <w:uiPriority w:val="99"/>
     <w:pPr>
       <w:pBdr/>
@@ -35145,9 +35138,9 @@
       </w:tcPr>
     </w:tblStylePr>
   </w:style>
-  <w:style w:type="table" w:styleId="136">
+  <w:style w:type="table" w:styleId="852">
     <w:name w:val="Bordered - Accent 5"/>
-    <w:basedOn w:val="11"/>
+    <w:basedOn w:val="727"/>
     <w:uiPriority w:val="99"/>
     <w:pPr>
       <w:pBdr/>
@@ -35376,9 +35369,9 @@
       </w:tcPr>
     </w:tblStylePr>
   </w:style>
-  <w:style w:type="table" w:styleId="137">
+  <w:style w:type="table" w:styleId="853">
     <w:name w:val="Bordered - Accent 6"/>
-    <w:basedOn w:val="11"/>
+    <w:basedOn w:val="727"/>
     <w:uiPriority w:val="99"/>
     <w:pPr>
       <w:pBdr/>
@@ -35607,7 +35600,7 @@
       </w:tcPr>
     </w:tblStylePr>
   </w:style>
-  <w:style w:type="paragraph" w:styleId="138" w:default="1">
+  <w:style w:type="paragraph" w:styleId="854" w:default="1">
     <w:name w:val="Normal"/>
     <w:qFormat/>
     <w:pPr>
@@ -35616,11 +35609,11 @@
       <w:ind/>
     </w:pPr>
   </w:style>
-  <w:style w:type="paragraph" w:styleId="145">
+  <w:style w:type="paragraph" w:styleId="855">
     <w:name w:val="Heading 7"/>
-    <w:basedOn w:val="138"/>
-    <w:next w:val="138"/>
-    <w:link w:val="156"/>
+    <w:basedOn w:val="854"/>
+    <w:next w:val="854"/>
+    <w:link w:val="866"/>
     <w:uiPriority w:val="9"/>
     <w:unhideWhenUsed/>
     <w:qFormat/>
@@ -35637,11 +35630,11 @@
       <w:color w:val="595959" w:themeColor="text1" w:themeTint="A6"/>
     </w:rPr>
   </w:style>
-  <w:style w:type="paragraph" w:styleId="146">
+  <w:style w:type="paragraph" w:styleId="856">
     <w:name w:val="Heading 8"/>
-    <w:basedOn w:val="138"/>
-    <w:next w:val="138"/>
-    <w:link w:val="157"/>
+    <w:basedOn w:val="854"/>
+    <w:next w:val="854"/>
+    <w:link w:val="867"/>
     <w:uiPriority w:val="9"/>
     <w:unhideWhenUsed/>
     <w:qFormat/>
@@ -35660,11 +35653,11 @@
       <w:color w:val="272727" w:themeColor="text1" w:themeTint="D8"/>
     </w:rPr>
   </w:style>
-  <w:style w:type="paragraph" w:styleId="147">
+  <w:style w:type="paragraph" w:styleId="857">
     <w:name w:val="Heading 9"/>
-    <w:basedOn w:val="138"/>
-    <w:next w:val="138"/>
-    <w:link w:val="158"/>
+    <w:basedOn w:val="854"/>
+    <w:next w:val="854"/>
+    <w:link w:val="868"/>
     <w:uiPriority w:val="9"/>
     <w:unhideWhenUsed/>
     <w:qFormat/>
@@ -35683,7 +35676,7 @@
       <w:color w:val="272727" w:themeColor="text1" w:themeTint="D8"/>
     </w:rPr>
   </w:style>
-  <w:style w:type="character" w:styleId="148" w:default="1">
+  <w:style w:type="character" w:styleId="858" w:default="1">
     <w:name w:val="Default Paragraph Font"/>
     <w:uiPriority w:val="1"/>
     <w:semiHidden/>
@@ -35694,7 +35687,7 @@
       <w:ind/>
     </w:pPr>
   </w:style>
-  <w:style w:type="numbering" w:styleId="149" w:default="1">
+  <w:style w:type="numbering" w:styleId="859" w:default="1">
     <w:name w:val="No List"/>
     <w:uiPriority w:val="99"/>
     <w:semiHidden/>
@@ -35705,10 +35698,10 @@
       <w:ind/>
     </w:pPr>
   </w:style>
-  <w:style w:type="character" w:styleId="150">
+  <w:style w:type="character" w:styleId="860">
     <w:name w:val="Heading 1 Char"/>
-    <w:basedOn w:val="148"/>
-    <w:link w:val="753"/>
+    <w:basedOn w:val="858"/>
+    <w:link w:val="915"/>
     <w:uiPriority w:val="9"/>
     <w:pPr>
       <w:pBdr/>
@@ -35722,10 +35715,10 @@
       <w:szCs w:val="40"/>
     </w:rPr>
   </w:style>
-  <w:style w:type="character" w:styleId="151">
+  <w:style w:type="character" w:styleId="861">
     <w:name w:val="Heading 2 Char"/>
-    <w:basedOn w:val="148"/>
-    <w:link w:val="754"/>
+    <w:basedOn w:val="858"/>
+    <w:link w:val="916"/>
     <w:uiPriority w:val="9"/>
     <w:pPr>
       <w:pBdr/>
@@ -35739,10 +35732,10 @@
       <w:szCs w:val="32"/>
     </w:rPr>
   </w:style>
-  <w:style w:type="character" w:styleId="152">
+  <w:style w:type="character" w:styleId="862">
     <w:name w:val="Heading 3 Char"/>
-    <w:basedOn w:val="148"/>
-    <w:link w:val="740"/>
+    <w:basedOn w:val="858"/>
+    <w:link w:val="902"/>
     <w:uiPriority w:val="9"/>
     <w:pPr>
       <w:pBdr/>
@@ -35756,10 +35749,10 @@
       <w:szCs w:val="28"/>
     </w:rPr>
   </w:style>
-  <w:style w:type="character" w:styleId="153">
+  <w:style w:type="character" w:styleId="863">
     <w:name w:val="Heading 4 Char"/>
-    <w:basedOn w:val="148"/>
-    <w:link w:val="741"/>
+    <w:basedOn w:val="858"/>
+    <w:link w:val="903"/>
     <w:uiPriority w:val="9"/>
     <w:pPr>
       <w:pBdr/>
@@ -35773,10 +35766,10 @@
       <w:color w:val="0f4761" w:themeColor="accent1" w:themeShade="BF"/>
     </w:rPr>
   </w:style>
-  <w:style w:type="character" w:styleId="154">
+  <w:style w:type="character" w:styleId="864">
     <w:name w:val="Heading 5 Char"/>
-    <w:basedOn w:val="148"/>
-    <w:link w:val="742"/>
+    <w:basedOn w:val="858"/>
+    <w:link w:val="904"/>
     <w:uiPriority w:val="9"/>
     <w:pPr>
       <w:pBdr/>
@@ -35788,10 +35781,10 @@
       <w:color w:val="0f4761" w:themeColor="accent1" w:themeShade="BF"/>
     </w:rPr>
   </w:style>
-  <w:style w:type="character" w:styleId="155">
+  <w:style w:type="character" w:styleId="865">
     <w:name w:val="Heading 6 Char"/>
-    <w:basedOn w:val="148"/>
-    <w:link w:val="743"/>
+    <w:basedOn w:val="858"/>
+    <w:link w:val="905"/>
     <w:uiPriority w:val="9"/>
     <w:pPr>
       <w:pBdr/>
@@ -35805,10 +35798,10 @@
       <w:color w:val="595959" w:themeColor="text1" w:themeTint="A6"/>
     </w:rPr>
   </w:style>
-  <w:style w:type="character" w:styleId="156">
+  <w:style w:type="character" w:styleId="866">
     <w:name w:val="Heading 7 Char"/>
-    <w:basedOn w:val="148"/>
-    <w:link w:val="145"/>
+    <w:basedOn w:val="858"/>
+    <w:link w:val="855"/>
     <w:uiPriority w:val="9"/>
     <w:pPr>
       <w:pBdr/>
@@ -35820,10 +35813,10 @@
       <w:color w:val="595959" w:themeColor="text1" w:themeTint="A6"/>
     </w:rPr>
   </w:style>
-  <w:style w:type="character" w:styleId="157">
+  <w:style w:type="character" w:styleId="867">
     <w:name w:val="Heading 8 Char"/>
-    <w:basedOn w:val="148"/>
-    <w:link w:val="146"/>
+    <w:basedOn w:val="858"/>
+    <w:link w:val="856"/>
     <w:uiPriority w:val="9"/>
     <w:pPr>
       <w:pBdr/>
@@ -35837,10 +35830,10 @@
       <w:color w:val="272727" w:themeColor="text1" w:themeTint="D8"/>
     </w:rPr>
   </w:style>
-  <w:style w:type="character" w:styleId="158">
+  <w:style w:type="character" w:styleId="868">
     <w:name w:val="Heading 9 Char"/>
-    <w:basedOn w:val="148"/>
-    <w:link w:val="147"/>
+    <w:basedOn w:val="858"/>
+    <w:link w:val="857"/>
     <w:uiPriority w:val="9"/>
     <w:pPr>
       <w:pBdr/>
@@ -35854,10 +35847,10 @@
       <w:color w:val="272727" w:themeColor="text1" w:themeTint="D8"/>
     </w:rPr>
   </w:style>
-  <w:style w:type="character" w:styleId="160">
+  <w:style w:type="character" w:styleId="869">
     <w:name w:val="Title Char"/>
-    <w:basedOn w:val="148"/>
-    <w:link w:val="737"/>
+    <w:basedOn w:val="858"/>
+    <w:link w:val="901"/>
     <w:uiPriority w:val="10"/>
     <w:pPr>
       <w:pBdr/>
@@ -35871,11 +35864,11 @@
       <w:szCs w:val="56"/>
     </w:rPr>
   </w:style>
-  <w:style w:type="paragraph" w:styleId="161">
+  <w:style w:type="paragraph" w:styleId="870">
     <w:name w:val="Subtitle"/>
-    <w:basedOn w:val="138"/>
-    <w:next w:val="138"/>
-    <w:link w:val="162"/>
+    <w:basedOn w:val="854"/>
+    <w:next w:val="854"/>
+    <w:link w:val="871"/>
     <w:uiPriority w:val="11"/>
     <w:qFormat/>
     <w:pPr>
@@ -35893,10 +35886,10 @@
       <w:szCs w:val="28"/>
     </w:rPr>
   </w:style>
-  <w:style w:type="character" w:styleId="162">
+  <w:style w:type="character" w:styleId="871">
     <w:name w:val="Subtitle Char"/>
-    <w:basedOn w:val="148"/>
-    <w:link w:val="161"/>
+    <w:basedOn w:val="858"/>
+    <w:link w:val="870"/>
     <w:uiPriority w:val="11"/>
     <w:pPr>
       <w:pBdr/>
@@ -35910,11 +35903,11 @@
       <w:szCs w:val="28"/>
     </w:rPr>
   </w:style>
-  <w:style w:type="paragraph" w:styleId="163">
+  <w:style w:type="paragraph" w:styleId="872">
     <w:name w:val="Quote"/>
-    <w:basedOn w:val="138"/>
-    <w:next w:val="138"/>
-    <w:link w:val="164"/>
+    <w:basedOn w:val="854"/>
+    <w:next w:val="854"/>
+    <w:link w:val="873"/>
     <w:uiPriority w:val="29"/>
     <w:qFormat/>
     <w:pPr>
@@ -35929,10 +35922,10 @@
       <w:color w:val="404040" w:themeColor="text1" w:themeTint="BF"/>
     </w:rPr>
   </w:style>
-  <w:style w:type="character" w:styleId="164">
+  <w:style w:type="character" w:styleId="873">
     <w:name w:val="Quote Char"/>
-    <w:basedOn w:val="148"/>
-    <w:link w:val="163"/>
+    <w:basedOn w:val="858"/>
+    <w:link w:val="872"/>
     <w:uiPriority w:val="29"/>
     <w:pPr>
       <w:pBdr/>
@@ -35945,9 +35938,9 @@
       <w:color w:val="404040" w:themeColor="text1" w:themeTint="BF"/>
     </w:rPr>
   </w:style>
-  <w:style w:type="character" w:styleId="166">
+  <w:style w:type="character" w:styleId="874">
     <w:name w:val="Intense Emphasis"/>
-    <w:basedOn w:val="148"/>
+    <w:basedOn w:val="858"/>
     <w:uiPriority w:val="21"/>
     <w:qFormat/>
     <w:pPr>
@@ -35961,11 +35954,11 @@
       <w:color w:val="0f4761" w:themeColor="accent1" w:themeShade="BF"/>
     </w:rPr>
   </w:style>
-  <w:style w:type="paragraph" w:styleId="167">
+  <w:style w:type="paragraph" w:styleId="875">
     <w:name w:val="Intense Quote"/>
-    <w:basedOn w:val="138"/>
-    <w:next w:val="138"/>
-    <w:link w:val="168"/>
+    <w:basedOn w:val="854"/>
+    <w:next w:val="854"/>
+    <w:link w:val="876"/>
     <w:uiPriority w:val="30"/>
     <w:qFormat/>
     <w:pPr>
@@ -35983,10 +35976,10 @@
       <w:color w:val="0f4761" w:themeColor="accent1" w:themeShade="BF"/>
     </w:rPr>
   </w:style>
-  <w:style w:type="character" w:styleId="168">
+  <w:style w:type="character" w:styleId="876">
     <w:name w:val="Intense Quote Char"/>
-    <w:basedOn w:val="148"/>
-    <w:link w:val="167"/>
+    <w:basedOn w:val="858"/>
+    <w:link w:val="875"/>
     <w:uiPriority w:val="30"/>
     <w:pPr>
       <w:pBdr/>
@@ -35999,9 +35992,9 @@
       <w:color w:val="0f4761" w:themeColor="accent1" w:themeShade="BF"/>
     </w:rPr>
   </w:style>
-  <w:style w:type="character" w:styleId="169">
+  <w:style w:type="character" w:styleId="877">
     <w:name w:val="Intense Reference"/>
-    <w:basedOn w:val="148"/>
+    <w:basedOn w:val="858"/>
     <w:uiPriority w:val="32"/>
     <w:qFormat/>
     <w:pPr>
@@ -36017,9 +36010,9 @@
       <w:spacing w:val="5"/>
     </w:rPr>
   </w:style>
-  <w:style w:type="paragraph" w:styleId="170">
+  <w:style w:type="paragraph" w:styleId="878">
     <w:name w:val="No Spacing"/>
-    <w:basedOn w:val="138"/>
+    <w:basedOn w:val="854"/>
     <w:uiPriority w:val="1"/>
     <w:qFormat/>
     <w:pPr>
@@ -36028,9 +36021,9 @@
       <w:ind/>
     </w:pPr>
   </w:style>
-  <w:style w:type="character" w:styleId="171">
+  <w:style w:type="character" w:styleId="879">
     <w:name w:val="Subtle Emphasis"/>
-    <w:basedOn w:val="148"/>
+    <w:basedOn w:val="858"/>
     <w:uiPriority w:val="19"/>
     <w:qFormat/>
     <w:pPr>
@@ -36044,9 +36037,9 @@
       <w:color w:val="404040" w:themeColor="text1" w:themeTint="BF"/>
     </w:rPr>
   </w:style>
-  <w:style w:type="character" w:styleId="172">
+  <w:style w:type="character" w:styleId="880">
     <w:name w:val="Emphasis"/>
-    <w:basedOn w:val="148"/>
+    <w:basedOn w:val="858"/>
     <w:uiPriority w:val="20"/>
     <w:qFormat/>
     <w:pPr>
@@ -36059,9 +36052,9 @@
       <w:iCs/>
     </w:rPr>
   </w:style>
-  <w:style w:type="character" w:styleId="174">
+  <w:style w:type="character" w:styleId="881">
     <w:name w:val="Subtle Reference"/>
-    <w:basedOn w:val="148"/>
+    <w:basedOn w:val="858"/>
     <w:uiPriority w:val="31"/>
     <w:qFormat/>
     <w:pPr>
@@ -36074,9 +36067,9 @@
       <w:color w:val="5a5a5a" w:themeColor="text1" w:themeTint="A5"/>
     </w:rPr>
   </w:style>
-  <w:style w:type="character" w:styleId="175">
+  <w:style w:type="character" w:styleId="882">
     <w:name w:val="Book Title"/>
-    <w:basedOn w:val="148"/>
+    <w:basedOn w:val="858"/>
     <w:uiPriority w:val="33"/>
     <w:qFormat/>
     <w:pPr>
@@ -36092,10 +36085,10 @@
       <w:spacing w:val="5"/>
     </w:rPr>
   </w:style>
-  <w:style w:type="paragraph" w:styleId="176">
+  <w:style w:type="paragraph" w:styleId="883">
     <w:name w:val="Header"/>
-    <w:basedOn w:val="138"/>
-    <w:link w:val="177"/>
+    <w:basedOn w:val="854"/>
+    <w:link w:val="884"/>
     <w:uiPriority w:val="99"/>
     <w:unhideWhenUsed/>
     <w:pPr>
@@ -36108,10 +36101,10 @@
       <w:ind/>
     </w:pPr>
   </w:style>
-  <w:style w:type="character" w:styleId="177">
+  <w:style w:type="character" w:styleId="884">
     <w:name w:val="Header Char"/>
-    <w:basedOn w:val="148"/>
-    <w:link w:val="176"/>
+    <w:basedOn w:val="858"/>
+    <w:link w:val="883"/>
     <w:uiPriority w:val="99"/>
     <w:pPr>
       <w:pBdr/>
@@ -36119,10 +36112,10 @@
       <w:ind/>
     </w:pPr>
   </w:style>
-  <w:style w:type="paragraph" w:styleId="178">
+  <w:style w:type="paragraph" w:styleId="885">
     <w:name w:val="Footer"/>
-    <w:basedOn w:val="138"/>
-    <w:link w:val="179"/>
+    <w:basedOn w:val="854"/>
+    <w:link w:val="886"/>
     <w:uiPriority w:val="99"/>
     <w:unhideWhenUsed/>
     <w:pPr>
@@ -36135,10 +36128,10 @@
       <w:ind/>
     </w:pPr>
   </w:style>
-  <w:style w:type="character" w:styleId="179">
+  <w:style w:type="character" w:styleId="886">
     <w:name w:val="Footer Char"/>
-    <w:basedOn w:val="148"/>
-    <w:link w:val="178"/>
+    <w:basedOn w:val="858"/>
+    <w:link w:val="885"/>
     <w:uiPriority w:val="99"/>
     <w:pPr>
       <w:pBdr/>
@@ -36146,10 +36139,10 @@
       <w:ind/>
     </w:pPr>
   </w:style>
-  <w:style w:type="paragraph" w:styleId="180">
+  <w:style w:type="paragraph" w:styleId="887">
     <w:name w:val="Caption"/>
-    <w:basedOn w:val="138"/>
-    <w:next w:val="138"/>
+    <w:basedOn w:val="854"/>
+    <w:next w:val="854"/>
     <w:uiPriority w:val="35"/>
     <w:unhideWhenUsed/>
     <w:qFormat/>
@@ -36166,9 +36159,9 @@
       <w:szCs w:val="18"/>
     </w:rPr>
   </w:style>
-  <w:style w:type="character" w:styleId="188">
+  <w:style w:type="character" w:styleId="888">
     <w:name w:val="FollowedHyperlink"/>
-    <w:basedOn w:val="148"/>
+    <w:basedOn w:val="858"/>
     <w:uiPriority w:val="99"/>
     <w:semiHidden/>
     <w:unhideWhenUsed/>
@@ -36182,10 +36175,10 @@
       <w:u w:val="single"/>
     </w:rPr>
   </w:style>
-  <w:style w:type="paragraph" w:styleId="189">
+  <w:style w:type="paragraph" w:styleId="889">
     <w:name w:val="toc 1"/>
-    <w:basedOn w:val="138"/>
-    <w:next w:val="138"/>
+    <w:basedOn w:val="854"/>
+    <w:next w:val="854"/>
     <w:uiPriority w:val="39"/>
     <w:unhideWhenUsed/>
     <w:pPr>
@@ -36194,10 +36187,10 @@
       <w:ind/>
     </w:pPr>
   </w:style>
-  <w:style w:type="paragraph" w:styleId="190">
+  <w:style w:type="paragraph" w:styleId="890">
     <w:name w:val="toc 2"/>
-    <w:basedOn w:val="138"/>
-    <w:next w:val="138"/>
+    <w:basedOn w:val="854"/>
+    <w:next w:val="854"/>
     <w:uiPriority w:val="39"/>
     <w:unhideWhenUsed/>
     <w:pPr>
@@ -36206,10 +36199,10 @@
       <w:ind w:left="220"/>
     </w:pPr>
   </w:style>
-  <w:style w:type="paragraph" w:styleId="191">
+  <w:style w:type="paragraph" w:styleId="891">
     <w:name w:val="toc 3"/>
-    <w:basedOn w:val="138"/>
-    <w:next w:val="138"/>
+    <w:basedOn w:val="854"/>
+    <w:next w:val="854"/>
     <w:uiPriority w:val="39"/>
     <w:unhideWhenUsed/>
     <w:pPr>
@@ -36218,10 +36211,10 @@
       <w:ind w:left="440"/>
     </w:pPr>
   </w:style>
-  <w:style w:type="paragraph" w:styleId="192">
+  <w:style w:type="paragraph" w:styleId="892">
     <w:name w:val="toc 4"/>
-    <w:basedOn w:val="138"/>
-    <w:next w:val="138"/>
+    <w:basedOn w:val="854"/>
+    <w:next w:val="854"/>
     <w:uiPriority w:val="39"/>
     <w:unhideWhenUsed/>
     <w:pPr>
@@ -36230,10 +36223,10 @@
       <w:ind w:left="660"/>
     </w:pPr>
   </w:style>
-  <w:style w:type="paragraph" w:styleId="193">
+  <w:style w:type="paragraph" w:styleId="893">
     <w:name w:val="toc 5"/>
-    <w:basedOn w:val="138"/>
-    <w:next w:val="138"/>
+    <w:basedOn w:val="854"/>
+    <w:next w:val="854"/>
     <w:uiPriority w:val="39"/>
     <w:unhideWhenUsed/>
     <w:pPr>
@@ -36242,10 +36235,10 @@
       <w:ind w:left="880"/>
     </w:pPr>
   </w:style>
-  <w:style w:type="paragraph" w:styleId="194">
+  <w:style w:type="paragraph" w:styleId="894">
     <w:name w:val="toc 6"/>
-    <w:basedOn w:val="138"/>
-    <w:next w:val="138"/>
+    <w:basedOn w:val="854"/>
+    <w:next w:val="854"/>
     <w:uiPriority w:val="39"/>
     <w:unhideWhenUsed/>
     <w:pPr>
@@ -36254,10 +36247,10 @@
       <w:ind w:left="1100"/>
     </w:pPr>
   </w:style>
-  <w:style w:type="paragraph" w:styleId="195">
+  <w:style w:type="paragraph" w:styleId="895">
     <w:name w:val="toc 7"/>
-    <w:basedOn w:val="138"/>
-    <w:next w:val="138"/>
+    <w:basedOn w:val="854"/>
+    <w:next w:val="854"/>
     <w:uiPriority w:val="39"/>
     <w:unhideWhenUsed/>
     <w:pPr>
@@ -36266,10 +36259,10 @@
       <w:ind w:left="1320"/>
     </w:pPr>
   </w:style>
-  <w:style w:type="paragraph" w:styleId="196">
+  <w:style w:type="paragraph" w:styleId="896">
     <w:name w:val="toc 8"/>
-    <w:basedOn w:val="138"/>
-    <w:next w:val="138"/>
+    <w:basedOn w:val="854"/>
+    <w:next w:val="854"/>
     <w:uiPriority w:val="39"/>
     <w:unhideWhenUsed/>
     <w:pPr>
@@ -36278,10 +36271,10 @@
       <w:ind w:left="1540"/>
     </w:pPr>
   </w:style>
-  <w:style w:type="paragraph" w:styleId="197">
+  <w:style w:type="paragraph" w:styleId="897">
     <w:name w:val="toc 9"/>
-    <w:basedOn w:val="138"/>
-    <w:next w:val="138"/>
+    <w:basedOn w:val="854"/>
+    <w:next w:val="854"/>
     <w:uiPriority w:val="39"/>
     <w:unhideWhenUsed/>
     <w:pPr>
@@ -36290,9 +36283,9 @@
       <w:ind w:left="1760"/>
     </w:pPr>
   </w:style>
-  <w:style w:type="character" w:styleId="198">
+  <w:style w:type="character" w:styleId="898">
     <w:name w:val="Placeholder Text"/>
-    <w:basedOn w:val="148"/>
+    <w:basedOn w:val="858"/>
     <w:uiPriority w:val="99"/>
     <w:semiHidden/>
     <w:pPr>
@@ -36304,7 +36297,7 @@
       <w:color w:val="666666"/>
     </w:rPr>
   </w:style>
-  <w:style w:type="paragraph" w:styleId="208">
+  <w:style w:type="paragraph" w:styleId="899">
     <w:name w:val="TOC Heading"/>
     <w:uiPriority w:val="39"/>
     <w:unhideWhenUsed/>
@@ -36314,10 +36307,10 @@
       <w:ind/>
     </w:pPr>
   </w:style>
-  <w:style w:type="paragraph" w:styleId="209">
+  <w:style w:type="paragraph" w:styleId="900">
     <w:name w:val="table of figures"/>
-    <w:basedOn w:val="138"/>
-    <w:next w:val="138"/>
+    <w:basedOn w:val="854"/>
+    <w:next w:val="854"/>
     <w:uiPriority w:val="99"/>
     <w:unhideWhenUsed/>
     <w:pPr>
@@ -36326,7 +36319,7 @@
       <w:ind/>
     </w:pPr>
   </w:style>
-  <w:style w:type="paragraph" w:styleId="737">
+  <w:style w:type="paragraph" w:styleId="901">
     <w:name w:val="Title"/>
     <w:qFormat/>
     <w:pPr>
@@ -36339,7 +36332,7 @@
       <w:szCs w:val="56"/>
     </w:rPr>
   </w:style>
-  <w:style w:type="paragraph" w:styleId="740">
+  <w:style w:type="paragraph" w:styleId="902">
     <w:name w:val="Heading 3"/>
     <w:qFormat/>
     <w:pPr>
@@ -36353,7 +36346,7 @@
       <w:szCs w:val="24"/>
     </w:rPr>
   </w:style>
-  <w:style w:type="paragraph" w:styleId="741">
+  <w:style w:type="paragraph" w:styleId="903">
     <w:name w:val="Heading 4"/>
     <w:qFormat/>
     <w:pPr>
@@ -36367,7 +36360,7 @@
       <w:color w:val="2e74b5"/>
     </w:rPr>
   </w:style>
-  <w:style w:type="paragraph" w:styleId="742">
+  <w:style w:type="paragraph" w:styleId="904">
     <w:name w:val="Heading 5"/>
     <w:qFormat/>
     <w:pPr>
@@ -36379,7 +36372,7 @@
       <w:color w:val="2e74b5"/>
     </w:rPr>
   </w:style>
-  <w:style w:type="paragraph" w:styleId="743">
+  <w:style w:type="paragraph" w:styleId="905">
     <w:name w:val="Heading 6"/>
     <w:qFormat/>
     <w:pPr>
@@ -36391,7 +36384,7 @@
       <w:color w:val="1f4d78"/>
     </w:rPr>
   </w:style>
-  <w:style w:type="paragraph" w:styleId="744">
+  <w:style w:type="paragraph" w:styleId="906">
     <w:name w:val="Strong"/>
     <w:qFormat/>
     <w:pPr>
@@ -36404,7 +36397,7 @@
       <w:bCs/>
     </w:rPr>
   </w:style>
-  <w:style w:type="paragraph" w:styleId="745">
+  <w:style w:type="paragraph" w:styleId="907">
     <w:name w:val="List Paragraph"/>
     <w:qFormat/>
     <w:pPr>
@@ -36413,7 +36406,7 @@
       <w:ind/>
     </w:pPr>
   </w:style>
-  <w:style w:type="character" w:styleId="746">
+  <w:style w:type="character" w:styleId="908">
     <w:name w:val="Hyperlink"/>
     <w:uiPriority w:val="99"/>
     <w:unhideWhenUsed/>
@@ -36427,7 +36420,7 @@
       <w:u w:val="single"/>
     </w:rPr>
   </w:style>
-  <w:style w:type="character" w:styleId="747">
+  <w:style w:type="character" w:styleId="909">
     <w:name w:val="footnote reference"/>
     <w:uiPriority w:val="99"/>
     <w:semiHidden/>
@@ -36441,9 +36434,9 @@
       <w:vertAlign w:val="superscript"/>
     </w:rPr>
   </w:style>
-  <w:style w:type="paragraph" w:styleId="748">
+  <w:style w:type="paragraph" w:styleId="910">
     <w:name w:val="footnote text"/>
-    <w:link w:val="749"/>
+    <w:link w:val="911"/>
     <w:uiPriority w:val="99"/>
     <w:semiHidden/>
     <w:unhideWhenUsed/>
@@ -36457,9 +36450,9 @@
       <w:szCs w:val="20"/>
     </w:rPr>
   </w:style>
-  <w:style w:type="character" w:styleId="749">
+  <w:style w:type="character" w:styleId="911">
     <w:name w:val="Footnote Text Char"/>
-    <w:link w:val="748"/>
+    <w:link w:val="910"/>
     <w:uiPriority w:val="99"/>
     <w:semiHidden/>
     <w:unhideWhenUsed/>
@@ -36473,7 +36466,7 @@
       <w:szCs w:val="20"/>
     </w:rPr>
   </w:style>
-  <w:style w:type="character" w:styleId="750">
+  <w:style w:type="character" w:styleId="912">
     <w:name w:val="endnote reference"/>
     <w:uiPriority w:val="99"/>
     <w:semiHidden/>
@@ -36487,9 +36480,9 @@
       <w:vertAlign w:val="superscript"/>
     </w:rPr>
   </w:style>
-  <w:style w:type="paragraph" w:styleId="751">
+  <w:style w:type="paragraph" w:styleId="913">
     <w:name w:val="endnote text"/>
-    <w:link w:val="752"/>
+    <w:link w:val="914"/>
     <w:uiPriority w:val="99"/>
     <w:semiHidden/>
     <w:unhideWhenUsed/>
@@ -36503,9 +36496,9 @@
       <w:szCs w:val="20"/>
     </w:rPr>
   </w:style>
-  <w:style w:type="character" w:styleId="752">
+  <w:style w:type="character" w:styleId="914">
     <w:name w:val="Endnote Text Char"/>
-    <w:link w:val="751"/>
+    <w:link w:val="913"/>
     <w:uiPriority w:val="99"/>
     <w:semiHidden/>
     <w:unhideWhenUsed/>
@@ -36519,7 +36512,7 @@
       <w:szCs w:val="20"/>
     </w:rPr>
   </w:style>
-  <w:style w:type="paragraph" w:styleId="753">
+  <w:style w:type="paragraph" w:styleId="915">
     <w:name w:val="Heading 1"/>
     <w:qFormat/>
     <w:pPr>
@@ -36537,7 +36530,7 @@
       <w:szCs w:val="34"/>
     </w:rPr>
   </w:style>
-  <w:style w:type="paragraph" w:styleId="754">
+  <w:style w:type="paragraph" w:styleId="916">
     <w:name w:val="Heading 2"/>
     <w:qFormat/>
     <w:pPr>
